--- a/PHOCS-Docgentemplates/PHOCSInvoiceTemplate.docx
+++ b/PHOCS-Docgentemplates/PHOCSInvoiceTemplate.docx
@@ -142,7 +142,25 @@
                       <w:b/>
                       <w:bCs/>
                     </w:rPr>
-                    <w:t>{{AccountName}}</w:t>
+                    <w:t>{{</w:t>
+                  </w:r>
+                  <w:proofErr w:type="spellStart"/>
+                  <w:r>
+                    <w:rPr>
+                      <w:rFonts w:ascii="BC Sans" w:eastAsia="BC Sans" w:hAnsi="BC Sans" w:cs="BC Sans"/>
+                      <w:b/>
+                      <w:bCs/>
+                    </w:rPr>
+                    <w:t>AccountName</w:t>
+                  </w:r>
+                  <w:proofErr w:type="spellEnd"/>
+                  <w:r>
+                    <w:rPr>
+                      <w:rFonts w:ascii="BC Sans" w:eastAsia="BC Sans" w:hAnsi="BC Sans" w:cs="BC Sans"/>
+                      <w:b/>
+                      <w:bCs/>
+                    </w:rPr>
+                    <w:t>}}</w:t>
                   </w:r>
                 </w:p>
                 <w:p>
@@ -159,7 +177,25 @@
                       <w:b/>
                       <w:bCs/>
                     </w:rPr>
-                    <w:t>{{AccountPhysicalAddressStreet}}</w:t>
+                    <w:t>{{</w:t>
+                  </w:r>
+                  <w:proofErr w:type="spellStart"/>
+                  <w:r>
+                    <w:rPr>
+                      <w:rFonts w:ascii="BC Sans" w:eastAsia="BC Sans" w:hAnsi="BC Sans" w:cs="BC Sans"/>
+                      <w:b/>
+                      <w:bCs/>
+                    </w:rPr>
+                    <w:t>AccountPhysicalAddressStreet</w:t>
+                  </w:r>
+                  <w:proofErr w:type="spellEnd"/>
+                  <w:r>
+                    <w:rPr>
+                      <w:rFonts w:ascii="BC Sans" w:eastAsia="BC Sans" w:hAnsi="BC Sans" w:cs="BC Sans"/>
+                      <w:b/>
+                      <w:bCs/>
+                    </w:rPr>
+                    <w:t>}}</w:t>
                   </w:r>
                 </w:p>
                 <w:p>
@@ -168,13 +204,79 @@
                       <w:rFonts w:ascii="BC Sans" w:eastAsia="BC Sans" w:hAnsi="BC Sans" w:cs="BC Sans"/>
                     </w:rPr>
                   </w:pPr>
+                  <w:proofErr w:type="gramStart"/>
                   <w:r>
                     <w:rPr>
                       <w:rFonts w:ascii="BC Sans" w:eastAsia="BC Sans" w:hAnsi="BC Sans" w:cs="BC Sans"/>
                       <w:b/>
                       <w:bCs/>
                     </w:rPr>
-                    <w:t xml:space="preserve">{{AccountPhysicalAddressCity}}, {{AccountPhysicalAddressStateCode}} {{AccountPhysicalAddressPostalCode}}                     </w:t>
+                    <w:t>{{</w:t>
+                  </w:r>
+                  <w:proofErr w:type="spellStart"/>
+                  <w:r>
+                    <w:rPr>
+                      <w:rFonts w:ascii="BC Sans" w:eastAsia="BC Sans" w:hAnsi="BC Sans" w:cs="BC Sans"/>
+                      <w:b/>
+                      <w:bCs/>
+                    </w:rPr>
+                    <w:t>AccountPhysicalAddressCity</w:t>
+                  </w:r>
+                  <w:proofErr w:type="spellEnd"/>
+                  <w:r>
+                    <w:rPr>
+                      <w:rFonts w:ascii="BC Sans" w:eastAsia="BC Sans" w:hAnsi="BC Sans" w:cs="BC Sans"/>
+                      <w:b/>
+                      <w:bCs/>
+                    </w:rPr>
+                    <w:t>}}, {{</w:t>
+                  </w:r>
+                  <w:proofErr w:type="spellStart"/>
+                  <w:proofErr w:type="gramEnd"/>
+                  <w:r>
+                    <w:rPr>
+                      <w:rFonts w:ascii="BC Sans" w:eastAsia="BC Sans" w:hAnsi="BC Sans" w:cs="BC Sans"/>
+                      <w:b/>
+                      <w:bCs/>
+                    </w:rPr>
+                    <w:t>AccountPhysicalAddressStateCode</w:t>
+                  </w:r>
+                  <w:proofErr w:type="spellEnd"/>
+                  <w:r>
+                    <w:rPr>
+                      <w:rFonts w:ascii="BC Sans" w:eastAsia="BC Sans" w:hAnsi="BC Sans" w:cs="BC Sans"/>
+                      <w:b/>
+                      <w:bCs/>
+                    </w:rPr>
+                    <w:t>}} {{</w:t>
+                  </w:r>
+                  <w:proofErr w:type="spellStart"/>
+                  <w:r>
+                    <w:rPr>
+                      <w:rFonts w:ascii="BC Sans" w:eastAsia="BC Sans" w:hAnsi="BC Sans" w:cs="BC Sans"/>
+                      <w:b/>
+                      <w:bCs/>
+                    </w:rPr>
+                    <w:t>AccountPhysicalAddressPostalCode</w:t>
+                  </w:r>
+                  <w:proofErr w:type="spellEnd"/>
+                  <w:proofErr w:type="gramStart"/>
+                  <w:r>
+                    <w:rPr>
+                      <w:rFonts w:ascii="BC Sans" w:eastAsia="BC Sans" w:hAnsi="BC Sans" w:cs="BC Sans"/>
+                      <w:b/>
+                      <w:bCs/>
+                    </w:rPr>
+                    <w:t xml:space="preserve">}}   </w:t>
+                  </w:r>
+                  <w:proofErr w:type="gramEnd"/>
+                  <w:r>
+                    <w:rPr>
+                      <w:rFonts w:ascii="BC Sans" w:eastAsia="BC Sans" w:hAnsi="BC Sans" w:cs="BC Sans"/>
+                      <w:b/>
+                      <w:bCs/>
+                    </w:rPr>
+                    <w:t xml:space="preserve">                  </w:t>
                   </w:r>
                 </w:p>
               </w:tc>
@@ -517,7 +619,7 @@
                               </w:pPr>
                               <w:r>
                                 <w:pict w14:anchorId="72A65279">
-                                  <v:shape id="Picture 14" o:spid="_x0000_i1110" type="#_x0000_t75" style="width:12pt;height:13.5pt;visibility:visible;mso-wrap-style:square">
+                                  <v:shape id="Picture 14" o:spid="_x0000_i1026" type="#_x0000_t75" style="width:12.1pt;height:13.25pt;visibility:visible;mso-wrap-style:square">
                                     <v:imagedata r:id="rId12" o:title=""/>
                                   </v:shape>
                                 </w:pict>
@@ -1077,15 +1179,15 @@
           <w:tbl>
             <w:tblPr>
               <w:tblStyle w:val="TableGrid"/>
-              <w:tblW w:w="9428" w:type="dxa"/>
+              <w:tblW w:w="9134" w:type="dxa"/>
               <w:tblLook w:val="04A0" w:firstRow="1" w:lastRow="0" w:firstColumn="1" w:lastColumn="0" w:noHBand="0" w:noVBand="1"/>
             </w:tblPr>
             <w:tblGrid>
-              <w:gridCol w:w="1580"/>
-              <w:gridCol w:w="1600"/>
-              <w:gridCol w:w="1441"/>
-              <w:gridCol w:w="1925"/>
-              <w:gridCol w:w="2588"/>
+              <w:gridCol w:w="2125"/>
+              <w:gridCol w:w="1587"/>
+              <w:gridCol w:w="1366"/>
+              <w:gridCol w:w="1034"/>
+              <w:gridCol w:w="3022"/>
             </w:tblGrid>
             <w:tr>
               <w:trPr>
@@ -1093,7 +1195,7 @@
               </w:trPr>
               <w:tc>
                 <w:tcPr>
-                  <w:tcW w:w="1580" w:type="dxa"/>
+                  <w:tcW w:w="1937" w:type="dxa"/>
                 </w:tcPr>
                 <w:p>
                   <w:pPr>
@@ -1120,7 +1222,7 @@
               </w:tc>
               <w:tc>
                 <w:tcPr>
-                  <w:tcW w:w="1600" w:type="dxa"/>
+                  <w:tcW w:w="1452" w:type="dxa"/>
                 </w:tcPr>
                 <w:p>
                   <w:pPr>
@@ -1147,7 +1249,7 @@
               </w:tc>
               <w:tc>
                 <w:tcPr>
-                  <w:tcW w:w="1441" w:type="dxa"/>
+                  <w:tcW w:w="1701" w:type="dxa"/>
                 </w:tcPr>
                 <w:p>
                   <w:pPr>
@@ -1174,7 +1276,7 @@
               </w:tc>
               <w:tc>
                 <w:tcPr>
-                  <w:tcW w:w="1925" w:type="dxa"/>
+                  <w:tcW w:w="953" w:type="dxa"/>
                 </w:tcPr>
                 <w:p>
                   <w:pPr>
@@ -1194,7 +1296,7 @@
               </w:tc>
               <w:tc>
                 <w:tcPr>
-                  <w:tcW w:w="2882" w:type="dxa"/>
+                  <w:tcW w:w="3091" w:type="dxa"/>
                 </w:tcPr>
                 <w:p>
                   <w:pPr>
@@ -1223,7 +1325,7 @@
             <w:tr>
               <w:tc>
                 <w:tcPr>
-                  <w:tcW w:w="1580" w:type="dxa"/>
+                  <w:tcW w:w="1937" w:type="dxa"/>
                 </w:tcPr>
                 <w:p>
                   <w:pPr>
@@ -1240,13 +1342,31 @@
                       <w:sz w:val="22"/>
                       <w:szCs w:val="22"/>
                     </w:rPr>
-                    <w:t>{{RTFCreatedDate}}</w:t>
+                    <w:t>{{#RTFItem</w:t>
+                  </w:r>
+                  <w:proofErr w:type="gramStart"/>
+                  <w:r>
+                    <w:rPr>
+                      <w:rFonts w:ascii="BC Sans" w:eastAsia="BC Sans" w:hAnsi="BC Sans" w:cs="BC Sans"/>
+                      <w:sz w:val="22"/>
+                      <w:szCs w:val="22"/>
+                    </w:rPr>
+                    <w:t>}}{</w:t>
+                  </w:r>
+                  <w:proofErr w:type="gramEnd"/>
+                  <w:r>
+                    <w:rPr>
+                      <w:rFonts w:ascii="BC Sans" w:eastAsia="BC Sans" w:hAnsi="BC Sans" w:cs="BC Sans"/>
+                      <w:sz w:val="22"/>
+                      <w:szCs w:val="22"/>
+                    </w:rPr>
+                    <w:t>{Date}}</w:t>
                   </w:r>
                 </w:p>
               </w:tc>
               <w:tc>
                 <w:tcPr>
-                  <w:tcW w:w="1600" w:type="dxa"/>
+                  <w:tcW w:w="1452" w:type="dxa"/>
                 </w:tcPr>
                 <w:p>
                   <w:pPr>
@@ -1263,13 +1383,13 @@
                       <w:sz w:val="22"/>
                       <w:szCs w:val="22"/>
                     </w:rPr>
-                    <w:t>{{RTFItemFeeType}}</w:t>
+                    <w:t>{{Description}}</w:t>
                   </w:r>
                 </w:p>
               </w:tc>
               <w:tc>
                 <w:tcPr>
-                  <w:tcW w:w="1441" w:type="dxa"/>
+                  <w:tcW w:w="1701" w:type="dxa"/>
                 </w:tcPr>
                 <w:p>
                   <w:pPr>
@@ -1286,13 +1406,13 @@
                       <w:sz w:val="22"/>
                       <w:szCs w:val="22"/>
                     </w:rPr>
-                    <w:t>{{RTFItemCount}}</w:t>
+                    <w:t>1</w:t>
                   </w:r>
                 </w:p>
               </w:tc>
               <w:tc>
                 <w:tcPr>
-                  <w:tcW w:w="1925" w:type="dxa"/>
+                  <w:tcW w:w="953" w:type="dxa"/>
                 </w:tcPr>
                 <w:p>
                   <w:pPr>
@@ -1309,13 +1429,13 @@
                       <w:sz w:val="22"/>
                       <w:szCs w:val="22"/>
                     </w:rPr>
-                    <w:t>${{RTFItemFeeAmount}}</w:t>
+                    <w:t>${{Rate}}</w:t>
                   </w:r>
                 </w:p>
               </w:tc>
               <w:tc>
                 <w:tcPr>
-                  <w:tcW w:w="2882" w:type="dxa"/>
+                  <w:tcW w:w="3091" w:type="dxa"/>
                 </w:tcPr>
                 <w:p>
                   <w:pPr>
@@ -1332,7 +1452,122 @@
                       <w:sz w:val="22"/>
                       <w:szCs w:val="22"/>
                     </w:rPr>
-                    <w:t>${{RTFItemFeeAmount}}</w:t>
+                    <w:t>${{Amount</w:t>
+                  </w:r>
+                  <w:proofErr w:type="gramStart"/>
+                  <w:r>
+                    <w:rPr>
+                      <w:rFonts w:ascii="BC Sans" w:eastAsia="BC Sans" w:hAnsi="BC Sans" w:cs="BC Sans"/>
+                      <w:sz w:val="22"/>
+                      <w:szCs w:val="22"/>
+                    </w:rPr>
+                    <w:t>}}{</w:t>
+                  </w:r>
+                  <w:proofErr w:type="gramEnd"/>
+                  <w:r>
+                    <w:rPr>
+                      <w:rFonts w:ascii="BC Sans" w:eastAsia="BC Sans" w:hAnsi="BC Sans" w:cs="BC Sans"/>
+                      <w:sz w:val="22"/>
+                      <w:szCs w:val="22"/>
+                    </w:rPr>
+                    <w:t>{/</w:t>
+                  </w:r>
+                  <w:proofErr w:type="spellStart"/>
+                  <w:r>
+                    <w:rPr>
+                      <w:rFonts w:ascii="BC Sans" w:eastAsia="BC Sans" w:hAnsi="BC Sans" w:cs="BC Sans"/>
+                      <w:sz w:val="22"/>
+                      <w:szCs w:val="22"/>
+                    </w:rPr>
+                    <w:t>RTFItem</w:t>
+                  </w:r>
+                  <w:proofErr w:type="spellEnd"/>
+                  <w:r>
+                    <w:rPr>
+                      <w:rFonts w:ascii="BC Sans" w:eastAsia="BC Sans" w:hAnsi="BC Sans" w:cs="BC Sans"/>
+                      <w:sz w:val="22"/>
+                      <w:szCs w:val="22"/>
+                    </w:rPr>
+                    <w:t>}}</w:t>
+                  </w:r>
+                </w:p>
+              </w:tc>
+            </w:tr>
+            <w:tr>
+              <w:tc>
+                <w:tcPr>
+                  <w:tcW w:w="6043" w:type="dxa"/>
+                  <w:gridSpan w:val="4"/>
+                </w:tcPr>
+                <w:p>
+                  <w:pPr>
+                    <w:jc w:val="right"/>
+                    <w:rPr>
+                      <w:rFonts w:ascii="BC Sans" w:hAnsi="BC Sans"/>
+                      <w:b/>
+                      <w:bCs/>
+                      <w:sz w:val="20"/>
+                      <w:szCs w:val="20"/>
+                    </w:rPr>
+                  </w:pPr>
+                  <w:r>
+                    <w:rPr>
+                      <w:rFonts w:ascii="BC Sans" w:hAnsi="BC Sans"/>
+                      <w:b/>
+                      <w:bCs/>
+                      <w:sz w:val="20"/>
+                      <w:szCs w:val="20"/>
+                    </w:rPr>
+                    <w:t>Invoice Total</w:t>
+                  </w:r>
+                </w:p>
+              </w:tc>
+              <w:tc>
+                <w:tcPr>
+                  <w:tcW w:w="3091" w:type="dxa"/>
+                </w:tcPr>
+                <w:p>
+                  <w:pPr>
+                    <w:jc w:val="right"/>
+                    <w:rPr>
+                      <w:rFonts w:ascii="BC Sans" w:eastAsia="BC Sans" w:hAnsi="BC Sans" w:cs="BC Sans"/>
+                      <w:b/>
+                      <w:bCs/>
+                      <w:sz w:val="20"/>
+                      <w:szCs w:val="20"/>
+                    </w:rPr>
+                  </w:pPr>
+                  <w:r>
+                    <w:rPr>
+                      <w:rFonts w:ascii="BC Sans" w:eastAsia="BC Sans" w:hAnsi="BC Sans" w:cs="BC Sans"/>
+                      <w:b/>
+                      <w:bCs/>
+                      <w:sz w:val="20"/>
+                      <w:szCs w:val="20"/>
+                    </w:rPr>
+                    <w:t>${{</w:t>
+                  </w:r>
+                  <w:proofErr w:type="spellStart"/>
+                  <w:r>
+                    <w:rPr>
+                      <w:rFonts w:ascii="BC Sans" w:eastAsia="BC Sans" w:hAnsi="BC Sans" w:cs="BC Sans"/>
+                      <w:b/>
+                      <w:bCs/>
+                      <w:sz w:val="20"/>
+                      <w:szCs w:val="20"/>
+                    </w:rPr>
+                    <w:t>RTFTotalFeeAmount</w:t>
+                  </w:r>
+                  <w:proofErr w:type="spellEnd"/>
+                  <w:r>
+                    <w:rPr>
+                      <w:rFonts w:ascii="BC Sans" w:eastAsia="BC Sans" w:hAnsi="BC Sans" w:cs="BC Sans"/>
+                      <w:b/>
+                      <w:bCs/>
+                      <w:sz w:val="20"/>
+                      <w:szCs w:val="20"/>
+                    </w:rPr>
+                    <w:t>}}</w:t>
                   </w:r>
                 </w:p>
               </w:tc>
@@ -1343,232 +1578,7 @@
               </w:trPr>
               <w:tc>
                 <w:tcPr>
-                  <w:tcW w:w="1580" w:type="dxa"/>
-                </w:tcPr>
-                <w:p>
-                  <w:pPr>
-                    <w:rPr>
-                      <w:rFonts w:ascii="BC Sans" w:eastAsia="BC Sans" w:hAnsi="BC Sans" w:cs="BC Sans"/>
-                      <w:sz w:val="22"/>
-                      <w:szCs w:val="22"/>
-                    </w:rPr>
-                  </w:pPr>
-                </w:p>
-              </w:tc>
-              <w:tc>
-                <w:tcPr>
-                  <w:tcW w:w="1600" w:type="dxa"/>
-                </w:tcPr>
-                <w:p>
-                  <w:pPr>
-                    <w:rPr>
-                      <w:rFonts w:ascii="BC Sans" w:eastAsia="BC Sans" w:hAnsi="BC Sans" w:cs="BC Sans"/>
-                      <w:sz w:val="22"/>
-                      <w:szCs w:val="22"/>
-                    </w:rPr>
-                  </w:pPr>
-                </w:p>
-              </w:tc>
-              <w:tc>
-                <w:tcPr>
-                  <w:tcW w:w="1441" w:type="dxa"/>
-                </w:tcPr>
-                <w:p>
-                  <w:pPr>
-                    <w:jc w:val="center"/>
-                    <w:rPr>
-                      <w:rFonts w:ascii="BC Sans" w:eastAsia="BC Sans" w:hAnsi="BC Sans" w:cs="BC Sans"/>
-                      <w:sz w:val="22"/>
-                      <w:szCs w:val="22"/>
-                    </w:rPr>
-                  </w:pPr>
-                </w:p>
-              </w:tc>
-              <w:tc>
-                <w:tcPr>
-                  <w:tcW w:w="1925" w:type="dxa"/>
-                </w:tcPr>
-                <w:p>
-                  <w:pPr>
-                    <w:jc w:val="center"/>
-                    <w:rPr>
-                      <w:rFonts w:ascii="BC Sans" w:eastAsia="BC Sans" w:hAnsi="BC Sans" w:cs="BC Sans"/>
-                      <w:sz w:val="22"/>
-                      <w:szCs w:val="22"/>
-                    </w:rPr>
-                  </w:pPr>
-                </w:p>
-              </w:tc>
-              <w:tc>
-                <w:tcPr>
-                  <w:tcW w:w="2882" w:type="dxa"/>
-                </w:tcPr>
-                <w:p>
-                  <w:pPr>
-                    <w:jc w:val="center"/>
-                    <w:rPr>
-                      <w:rFonts w:ascii="BC Sans" w:eastAsia="BC Sans" w:hAnsi="BC Sans" w:cs="BC Sans"/>
-                      <w:sz w:val="22"/>
-                      <w:szCs w:val="22"/>
-                    </w:rPr>
-                  </w:pPr>
-                </w:p>
-              </w:tc>
-            </w:tr>
-            <w:tr>
-              <w:tc>
-                <w:tcPr>
-                  <w:tcW w:w="1580" w:type="dxa"/>
-                </w:tcPr>
-                <w:p>
-                  <w:pPr>
-                    <w:rPr>
-                      <w:rFonts w:ascii="BC Sans" w:eastAsia="BC Sans" w:hAnsi="BC Sans" w:cs="BC Sans"/>
-                      <w:sz w:val="22"/>
-                      <w:szCs w:val="22"/>
-                    </w:rPr>
-                  </w:pPr>
-                </w:p>
-              </w:tc>
-              <w:tc>
-                <w:tcPr>
-                  <w:tcW w:w="1600" w:type="dxa"/>
-                </w:tcPr>
-                <w:p>
-                  <w:pPr>
-                    <w:rPr>
-                      <w:rFonts w:ascii="BC Sans" w:eastAsia="BC Sans" w:hAnsi="BC Sans" w:cs="BC Sans"/>
-                      <w:sz w:val="22"/>
-                      <w:szCs w:val="22"/>
-                    </w:rPr>
-                  </w:pPr>
-                </w:p>
-              </w:tc>
-              <w:tc>
-                <w:tcPr>
-                  <w:tcW w:w="1441" w:type="dxa"/>
-                </w:tcPr>
-                <w:p>
-                  <w:pPr>
-                    <w:jc w:val="center"/>
-                    <w:rPr>
-                      <w:rFonts w:ascii="BC Sans" w:eastAsia="BC Sans" w:hAnsi="BC Sans" w:cs="BC Sans"/>
-                      <w:sz w:val="22"/>
-                      <w:szCs w:val="22"/>
-                    </w:rPr>
-                  </w:pPr>
-                </w:p>
-              </w:tc>
-              <w:tc>
-                <w:tcPr>
-                  <w:tcW w:w="1925" w:type="dxa"/>
-                </w:tcPr>
-                <w:p>
-                  <w:pPr>
-                    <w:jc w:val="center"/>
-                    <w:rPr>
-                      <w:rFonts w:ascii="BC Sans" w:eastAsia="BC Sans" w:hAnsi="BC Sans" w:cs="BC Sans"/>
-                      <w:sz w:val="22"/>
-                      <w:szCs w:val="22"/>
-                    </w:rPr>
-                  </w:pPr>
-                </w:p>
-              </w:tc>
-              <w:tc>
-                <w:tcPr>
-                  <w:tcW w:w="2882" w:type="dxa"/>
-                </w:tcPr>
-                <w:p>
-                  <w:pPr>
-                    <w:jc w:val="center"/>
-                    <w:rPr>
-                      <w:rFonts w:ascii="BC Sans" w:eastAsia="BC Sans" w:hAnsi="BC Sans" w:cs="BC Sans"/>
-                      <w:sz w:val="22"/>
-                      <w:szCs w:val="22"/>
-                    </w:rPr>
-                  </w:pPr>
-                </w:p>
-              </w:tc>
-            </w:tr>
-            <w:tr>
-              <w:tc>
-                <w:tcPr>
-                  <w:tcW w:w="1580" w:type="dxa"/>
-                </w:tcPr>
-                <w:p>
-                  <w:pPr>
-                    <w:rPr>
-                      <w:rFonts w:ascii="BC Sans" w:eastAsia="BC Sans" w:hAnsi="BC Sans" w:cs="BC Sans"/>
-                      <w:sz w:val="22"/>
-                      <w:szCs w:val="22"/>
-                    </w:rPr>
-                  </w:pPr>
-                </w:p>
-              </w:tc>
-              <w:tc>
-                <w:tcPr>
-                  <w:tcW w:w="1600" w:type="dxa"/>
-                </w:tcPr>
-                <w:p>
-                  <w:pPr>
-                    <w:rPr>
-                      <w:rFonts w:ascii="BC Sans" w:eastAsia="BC Sans" w:hAnsi="BC Sans" w:cs="BC Sans"/>
-                      <w:sz w:val="22"/>
-                      <w:szCs w:val="22"/>
-                    </w:rPr>
-                  </w:pPr>
-                </w:p>
-              </w:tc>
-              <w:tc>
-                <w:tcPr>
-                  <w:tcW w:w="1441" w:type="dxa"/>
-                </w:tcPr>
-                <w:p>
-                  <w:pPr>
-                    <w:jc w:val="center"/>
-                    <w:rPr>
-                      <w:rFonts w:ascii="BC Sans" w:eastAsia="BC Sans" w:hAnsi="BC Sans" w:cs="BC Sans"/>
-                      <w:sz w:val="22"/>
-                      <w:szCs w:val="22"/>
-                    </w:rPr>
-                  </w:pPr>
-                </w:p>
-              </w:tc>
-              <w:tc>
-                <w:tcPr>
-                  <w:tcW w:w="1925" w:type="dxa"/>
-                </w:tcPr>
-                <w:p>
-                  <w:pPr>
-                    <w:jc w:val="center"/>
-                    <w:rPr>
-                      <w:rFonts w:ascii="BC Sans" w:eastAsia="BC Sans" w:hAnsi="BC Sans" w:cs="BC Sans"/>
-                      <w:sz w:val="22"/>
-                      <w:szCs w:val="22"/>
-                    </w:rPr>
-                  </w:pPr>
-                </w:p>
-              </w:tc>
-              <w:tc>
-                <w:tcPr>
-                  <w:tcW w:w="2882" w:type="dxa"/>
-                </w:tcPr>
-                <w:p>
-                  <w:pPr>
-                    <w:jc w:val="center"/>
-                    <w:rPr>
-                      <w:rFonts w:ascii="BC Sans" w:eastAsia="BC Sans" w:hAnsi="BC Sans" w:cs="BC Sans"/>
-                      <w:sz w:val="22"/>
-                      <w:szCs w:val="22"/>
-                    </w:rPr>
-                  </w:pPr>
-                </w:p>
-              </w:tc>
-            </w:tr>
-            <w:tr>
-              <w:tc>
-                <w:tcPr>
-                  <w:tcW w:w="6546" w:type="dxa"/>
+                  <w:tcW w:w="6043" w:type="dxa"/>
                   <w:gridSpan w:val="4"/>
                 </w:tcPr>
                 <w:p>
@@ -1578,6 +1588,8 @@
                       <w:rFonts w:ascii="BC Sans" w:hAnsi="BC Sans"/>
                       <w:b/>
                       <w:bCs/>
+                      <w:sz w:val="20"/>
+                      <w:szCs w:val="20"/>
                     </w:rPr>
                   </w:pPr>
                   <w:r>
@@ -1585,14 +1597,16 @@
                       <w:rFonts w:ascii="BC Sans" w:hAnsi="BC Sans"/>
                       <w:b/>
                       <w:bCs/>
-                    </w:rPr>
-                    <w:t>Invoice Total</w:t>
+                      <w:sz w:val="20"/>
+                      <w:szCs w:val="20"/>
+                    </w:rPr>
+                    <w:t>Amount Paid</w:t>
                   </w:r>
                 </w:p>
               </w:tc>
               <w:tc>
                 <w:tcPr>
-                  <w:tcW w:w="2882" w:type="dxa"/>
+                  <w:tcW w:w="3091" w:type="dxa"/>
                 </w:tcPr>
                 <w:p>
                   <w:pPr>
@@ -1601,6 +1615,8 @@
                       <w:rFonts w:ascii="BC Sans" w:eastAsia="BC Sans" w:hAnsi="BC Sans" w:cs="BC Sans"/>
                       <w:b/>
                       <w:bCs/>
+                      <w:sz w:val="20"/>
+                      <w:szCs w:val="20"/>
                     </w:rPr>
                   </w:pPr>
                   <w:r>
@@ -1608,8 +1624,32 @@
                       <w:rFonts w:ascii="BC Sans" w:eastAsia="BC Sans" w:hAnsi="BC Sans" w:cs="BC Sans"/>
                       <w:b/>
                       <w:bCs/>
-                    </w:rPr>
-                    <w:t>${{RTFTotalFeeAmount}}</w:t>
+                      <w:sz w:val="20"/>
+                      <w:szCs w:val="20"/>
+                    </w:rPr>
+                    <w:t>${{</w:t>
+                  </w:r>
+                  <w:proofErr w:type="spellStart"/>
+                  <w:r>
+                    <w:rPr>
+                      <w:rFonts w:ascii="BC Sans" w:eastAsia="BC Sans" w:hAnsi="BC Sans" w:cs="BC Sans"/>
+                      <w:b/>
+                      <w:bCs/>
+                      <w:sz w:val="20"/>
+                      <w:szCs w:val="20"/>
+                    </w:rPr>
+                    <w:t>RTFAmountPaid</w:t>
+                  </w:r>
+                  <w:proofErr w:type="spellEnd"/>
+                  <w:r>
+                    <w:rPr>
+                      <w:rFonts w:ascii="BC Sans" w:eastAsia="BC Sans" w:hAnsi="BC Sans" w:cs="BC Sans"/>
+                      <w:b/>
+                      <w:bCs/>
+                      <w:sz w:val="20"/>
+                      <w:szCs w:val="20"/>
+                    </w:rPr>
+                    <w:t>}}</w:t>
                   </w:r>
                 </w:p>
               </w:tc>
@@ -1620,7 +1660,7 @@
               </w:trPr>
               <w:tc>
                 <w:tcPr>
-                  <w:tcW w:w="6546" w:type="dxa"/>
+                  <w:tcW w:w="6043" w:type="dxa"/>
                   <w:gridSpan w:val="4"/>
                 </w:tcPr>
                 <w:p>
@@ -1630,6 +1670,8 @@
                       <w:rFonts w:ascii="BC Sans" w:hAnsi="BC Sans"/>
                       <w:b/>
                       <w:bCs/>
+                      <w:sz w:val="20"/>
+                      <w:szCs w:val="20"/>
                     </w:rPr>
                   </w:pPr>
                   <w:r>
@@ -1637,58 +1679,8 @@
                       <w:rFonts w:ascii="BC Sans" w:hAnsi="BC Sans"/>
                       <w:b/>
                       <w:bCs/>
-                    </w:rPr>
-                    <w:t>Amount Paid</w:t>
-                  </w:r>
-                </w:p>
-              </w:tc>
-              <w:tc>
-                <w:tcPr>
-                  <w:tcW w:w="2882" w:type="dxa"/>
-                </w:tcPr>
-                <w:p>
-                  <w:pPr>
-                    <w:jc w:val="right"/>
-                    <w:rPr>
-                      <w:rFonts w:ascii="BC Sans" w:eastAsia="BC Sans" w:hAnsi="BC Sans" w:cs="BC Sans"/>
-                      <w:b/>
-                      <w:bCs/>
-                    </w:rPr>
-                  </w:pPr>
-                  <w:r>
-                    <w:rPr>
-                      <w:rFonts w:ascii="BC Sans" w:eastAsia="BC Sans" w:hAnsi="BC Sans" w:cs="BC Sans"/>
-                      <w:b/>
-                      <w:bCs/>
-                    </w:rPr>
-                    <w:t>${{RTFAmountPaid}}</w:t>
-                  </w:r>
-                </w:p>
-              </w:tc>
-            </w:tr>
-            <w:tr>
-              <w:trPr>
-                <w:trHeight w:val="300"/>
-              </w:trPr>
-              <w:tc>
-                <w:tcPr>
-                  <w:tcW w:w="6546" w:type="dxa"/>
-                  <w:gridSpan w:val="4"/>
-                </w:tcPr>
-                <w:p>
-                  <w:pPr>
-                    <w:jc w:val="right"/>
-                    <w:rPr>
-                      <w:rFonts w:ascii="BC Sans" w:hAnsi="BC Sans"/>
-                      <w:b/>
-                      <w:bCs/>
-                    </w:rPr>
-                  </w:pPr>
-                  <w:r>
-                    <w:rPr>
-                      <w:rFonts w:ascii="BC Sans" w:hAnsi="BC Sans"/>
-                      <w:b/>
-                      <w:bCs/>
+                      <w:sz w:val="20"/>
+                      <w:szCs w:val="20"/>
                     </w:rPr>
                     <w:t>Balance Outstanding</w:t>
                   </w:r>
@@ -1696,7 +1688,7 @@
               </w:tc>
               <w:tc>
                 <w:tcPr>
-                  <w:tcW w:w="2882" w:type="dxa"/>
+                  <w:tcW w:w="3091" w:type="dxa"/>
                 </w:tcPr>
                 <w:p>
                   <w:pPr>
@@ -1705,6 +1697,8 @@
                       <w:rFonts w:ascii="BC Sans" w:eastAsia="BC Sans" w:hAnsi="BC Sans" w:cs="BC Sans"/>
                       <w:b/>
                       <w:bCs/>
+                      <w:sz w:val="20"/>
+                      <w:szCs w:val="20"/>
                     </w:rPr>
                   </w:pPr>
                   <w:r>
@@ -1712,8 +1706,32 @@
                       <w:rFonts w:ascii="BC Sans" w:eastAsia="BC Sans" w:hAnsi="BC Sans" w:cs="BC Sans"/>
                       <w:b/>
                       <w:bCs/>
-                    </w:rPr>
-                    <w:t>${{RTFBalanceOutstanding}}</w:t>
+                      <w:sz w:val="20"/>
+                      <w:szCs w:val="20"/>
+                    </w:rPr>
+                    <w:t>${{</w:t>
+                  </w:r>
+                  <w:proofErr w:type="spellStart"/>
+                  <w:r>
+                    <w:rPr>
+                      <w:rFonts w:ascii="BC Sans" w:eastAsia="BC Sans" w:hAnsi="BC Sans" w:cs="BC Sans"/>
+                      <w:b/>
+                      <w:bCs/>
+                      <w:sz w:val="20"/>
+                      <w:szCs w:val="20"/>
+                    </w:rPr>
+                    <w:t>RTFBalanceOutstanding</w:t>
+                  </w:r>
+                  <w:proofErr w:type="spellEnd"/>
+                  <w:r>
+                    <w:rPr>
+                      <w:rFonts w:ascii="BC Sans" w:eastAsia="BC Sans" w:hAnsi="BC Sans" w:cs="BC Sans"/>
+                      <w:b/>
+                      <w:bCs/>
+                      <w:sz w:val="20"/>
+                      <w:szCs w:val="20"/>
+                    </w:rPr>
+                    <w:t>}}</w:t>
                   </w:r>
                 </w:p>
               </w:tc>
@@ -1945,7 +1963,25 @@
           <w:sz w:val="22"/>
           <w:szCs w:val="22"/>
         </w:rPr>
-        <w:t>nnual fees are prorated for any month in which the premises operates.</w:t>
+        <w:t xml:space="preserve">nnual fees are prorated for any month in which the premises </w:t>
+      </w:r>
+      <w:proofErr w:type="gramStart"/>
+      <w:r>
+        <w:rPr>
+          <w:rFonts w:ascii="BC Sans" w:eastAsia="BC Sans" w:hAnsi="BC Sans" w:cs="BC Sans"/>
+          <w:sz w:val="22"/>
+          <w:szCs w:val="22"/>
+        </w:rPr>
+        <w:t>operates</w:t>
+      </w:r>
+      <w:proofErr w:type="gramEnd"/>
+      <w:r>
+        <w:rPr>
+          <w:rFonts w:ascii="BC Sans" w:eastAsia="BC Sans" w:hAnsi="BC Sans" w:cs="BC Sans"/>
+          <w:sz w:val="22"/>
+          <w:szCs w:val="22"/>
+        </w:rPr>
+        <w:t>.</w:t>
       </w:r>
     </w:p>
     <w:p>
@@ -2195,7 +2231,16 @@
           <w:sz w:val="22"/>
           <w:szCs w:val="22"/>
         </w:rPr>
-        <w:t>PHONE:</w:t>
+        <w:t>PHONE</w:t>
+      </w:r>
+      <w:proofErr w:type="gramStart"/>
+      <w:r>
+        <w:rPr>
+          <w:rFonts w:ascii="BC Sans" w:eastAsia="BC Sans" w:hAnsi="BC Sans" w:cs="BC Sans"/>
+          <w:sz w:val="22"/>
+          <w:szCs w:val="22"/>
+        </w:rPr>
+        <w:t>:</w:t>
       </w:r>
       <w:r>
         <w:rPr>
@@ -2219,7 +2264,34 @@
           <w:sz w:val="22"/>
           <w:szCs w:val="22"/>
         </w:rPr>
-        <w:t>{{HAPhone}}</w:t>
+        <w:t>{</w:t>
+      </w:r>
+      <w:proofErr w:type="gramEnd"/>
+      <w:r>
+        <w:rPr>
+          <w:rFonts w:ascii="BC Sans" w:eastAsia="BC Sans" w:hAnsi="BC Sans" w:cs="BC Sans"/>
+          <w:sz w:val="22"/>
+          <w:szCs w:val="22"/>
+        </w:rPr>
+        <w:t>{</w:t>
+      </w:r>
+      <w:proofErr w:type="spellStart"/>
+      <w:r>
+        <w:rPr>
+          <w:rFonts w:ascii="BC Sans" w:eastAsia="BC Sans" w:hAnsi="BC Sans" w:cs="BC Sans"/>
+          <w:sz w:val="22"/>
+          <w:szCs w:val="22"/>
+        </w:rPr>
+        <w:t>HAPhone</w:t>
+      </w:r>
+      <w:proofErr w:type="spellEnd"/>
+      <w:r>
+        <w:rPr>
+          <w:rFonts w:ascii="BC Sans" w:eastAsia="BC Sans" w:hAnsi="BC Sans" w:cs="BC Sans"/>
+          <w:sz w:val="22"/>
+          <w:szCs w:val="22"/>
+        </w:rPr>
+        <w:t>}}</w:t>
       </w:r>
     </w:p>
     <w:p>
@@ -2235,6 +2307,7 @@
           <w:szCs w:val="22"/>
         </w:rPr>
       </w:pPr>
+      <w:proofErr w:type="gramStart"/>
       <w:r>
         <w:rPr>
           <w:rFonts w:ascii="BC Sans" w:eastAsia="BC Sans" w:hAnsi="BC Sans" w:cs="BC Sans"/>
@@ -2249,7 +2322,26 @@
           <w:sz w:val="22"/>
           <w:szCs w:val="22"/>
         </w:rPr>
-        <w:t>{{HAAddressInline}}</w:t>
+        <w:t>{{</w:t>
+      </w:r>
+      <w:proofErr w:type="spellStart"/>
+      <w:proofErr w:type="gramEnd"/>
+      <w:r>
+        <w:rPr>
+          <w:rFonts w:ascii="BC Sans" w:eastAsia="BC Sans" w:hAnsi="BC Sans" w:cs="BC Sans"/>
+          <w:sz w:val="22"/>
+          <w:szCs w:val="22"/>
+        </w:rPr>
+        <w:t>HAAddressInline</w:t>
+      </w:r>
+      <w:proofErr w:type="spellEnd"/>
+      <w:r>
+        <w:rPr>
+          <w:rFonts w:ascii="BC Sans" w:eastAsia="BC Sans" w:hAnsi="BC Sans" w:cs="BC Sans"/>
+          <w:sz w:val="22"/>
+          <w:szCs w:val="22"/>
+        </w:rPr>
+        <w:t>}}</w:t>
       </w:r>
     </w:p>
     <w:p>
@@ -2271,8 +2363,18 @@
           <w:sz w:val="22"/>
           <w:szCs w:val="22"/>
         </w:rPr>
-        <w:t>IN PERSON: Cash, Cheque, Credit Card or Debit Card payments can be made in-person</w:t>
-      </w:r>
+        <w:t xml:space="preserve">IN PERSON: Cash, Cheque, Credit Card or Debit Card payments can be made </w:t>
+      </w:r>
+      <w:proofErr w:type="gramStart"/>
+      <w:r>
+        <w:rPr>
+          <w:rFonts w:ascii="BC Sans" w:eastAsia="BC Sans" w:hAnsi="BC Sans" w:cs="BC Sans"/>
+          <w:sz w:val="22"/>
+          <w:szCs w:val="22"/>
+        </w:rPr>
+        <w:t>in-person</w:t>
+      </w:r>
+      <w:proofErr w:type="gramEnd"/>
       <w:r>
         <w:rPr>
           <w:rFonts w:ascii="BC Sans" w:eastAsia="BC Sans" w:hAnsi="BC Sans" w:cs="BC Sans"/>
@@ -2322,7 +2424,25 @@
           <w:sz w:val="22"/>
           <w:szCs w:val="22"/>
         </w:rPr>
-        <w:t>{{HAPhone}}</w:t>
+        <w:t>{{</w:t>
+      </w:r>
+      <w:proofErr w:type="spellStart"/>
+      <w:r>
+        <w:rPr>
+          <w:rFonts w:ascii="BC Sans" w:eastAsia="BC Sans" w:hAnsi="BC Sans" w:cs="BC Sans"/>
+          <w:sz w:val="22"/>
+          <w:szCs w:val="22"/>
+        </w:rPr>
+        <w:t>HAPhone</w:t>
+      </w:r>
+      <w:proofErr w:type="spellEnd"/>
+      <w:r>
+        <w:rPr>
+          <w:rFonts w:ascii="BC Sans" w:eastAsia="BC Sans" w:hAnsi="BC Sans" w:cs="BC Sans"/>
+          <w:sz w:val="22"/>
+          <w:szCs w:val="22"/>
+        </w:rPr>
+        <w:t>}}</w:t>
       </w:r>
       <w:r>
         <w:rPr>
@@ -2354,7 +2474,25 @@
           <w:sz w:val="22"/>
           <w:szCs w:val="22"/>
         </w:rPr>
-        <w:t>{{HAFax}}</w:t>
+        <w:t>{{</w:t>
+      </w:r>
+      <w:proofErr w:type="spellStart"/>
+      <w:r>
+        <w:rPr>
+          <w:rFonts w:ascii="BC Sans" w:eastAsia="BC Sans" w:hAnsi="BC Sans" w:cs="BC Sans"/>
+          <w:sz w:val="22"/>
+          <w:szCs w:val="22"/>
+        </w:rPr>
+        <w:t>HAFax</w:t>
+      </w:r>
+      <w:proofErr w:type="spellEnd"/>
+      <w:r>
+        <w:rPr>
+          <w:rFonts w:ascii="BC Sans" w:eastAsia="BC Sans" w:hAnsi="BC Sans" w:cs="BC Sans"/>
+          <w:sz w:val="22"/>
+          <w:szCs w:val="22"/>
+        </w:rPr>
+        <w:t>}}</w:t>
       </w:r>
     </w:p>
     <w:p>
@@ -2366,6 +2504,7 @@
           <w:szCs w:val="22"/>
         </w:rPr>
       </w:pPr>
+      <w:proofErr w:type="gramStart"/>
       <w:r>
         <w:rPr>
           <w:rFonts w:ascii="BC Sans" w:eastAsia="BC Sans" w:hAnsi="BC Sans" w:cs="BC Sans"/>
@@ -2382,6 +2521,8 @@
         </w:rPr>
         <w:t>{{</w:t>
       </w:r>
+      <w:proofErr w:type="spellStart"/>
+      <w:proofErr w:type="gramEnd"/>
       <w:r>
         <w:rPr>
           <w:rFonts w:ascii="BC Sans" w:eastAsia="BC Sans" w:hAnsi="BC Sans" w:cs="BC Sans"/>
@@ -2390,6 +2531,7 @@
         </w:rPr>
         <w:t>HAEmail</w:t>
       </w:r>
+      <w:proofErr w:type="spellEnd"/>
       <w:r>
         <w:rPr>
           <w:rFonts w:ascii="BC Sans" w:eastAsia="BC Sans" w:hAnsi="BC Sans" w:cs="BC Sans"/>
@@ -2459,6 +2601,7 @@
         <w:docPartUnique/>
       </w:docPartObj>
     </w:sdtPr>
+    <w:sdtEndPr/>
     <w:sdtContent>
       <w:sdt>
         <w:sdtPr>
@@ -2468,6 +2611,7 @@
             <w:docPartUnique/>
           </w:docPartObj>
         </w:sdtPr>
+        <w:sdtEndPr/>
         <w:sdtContent>
           <w:p>
             <w:pPr>
@@ -2685,7 +2829,35 @@
               <w:szCs w:val="10"/>
               <w:lang w:val="en-CA" w:eastAsia="en-CA"/>
             </w:rPr>
-            <w:t>{{/IF_HA_Northern}}{{#IF_HA_Interior}}</w:t>
+            <w:t>{{/</w:t>
+          </w:r>
+          <w:proofErr w:type="spellStart"/>
+          <w:r>
+            <w:rPr>
+              <w:sz w:val="10"/>
+              <w:szCs w:val="10"/>
+              <w:lang w:val="en-CA" w:eastAsia="en-CA"/>
+            </w:rPr>
+            <w:t>IF_HA_Northern</w:t>
+          </w:r>
+          <w:proofErr w:type="spellEnd"/>
+          <w:proofErr w:type="gramStart"/>
+          <w:r>
+            <w:rPr>
+              <w:sz w:val="10"/>
+              <w:szCs w:val="10"/>
+              <w:lang w:val="en-CA" w:eastAsia="en-CA"/>
+            </w:rPr>
+            <w:t>}}{</w:t>
+          </w:r>
+          <w:proofErr w:type="gramEnd"/>
+          <w:r>
+            <w:rPr>
+              <w:sz w:val="10"/>
+              <w:szCs w:val="10"/>
+              <w:lang w:val="en-CA" w:eastAsia="en-CA"/>
+            </w:rPr>
+            <w:t>{#IF_HA_Interior}}</w:t>
           </w:r>
           <w:r>
             <w:rPr>
@@ -2736,7 +2908,35 @@
               <w:szCs w:val="10"/>
               <w:lang w:val="en-CA" w:eastAsia="en-CA"/>
             </w:rPr>
-            <w:t>{{/IF_HA_Interior}}{{#IF_HA_Island}}</w:t>
+            <w:t>{{/</w:t>
+          </w:r>
+          <w:proofErr w:type="spellStart"/>
+          <w:r>
+            <w:rPr>
+              <w:sz w:val="10"/>
+              <w:szCs w:val="10"/>
+              <w:lang w:val="en-CA" w:eastAsia="en-CA"/>
+            </w:rPr>
+            <w:t>IF_HA_Interior</w:t>
+          </w:r>
+          <w:proofErr w:type="spellEnd"/>
+          <w:proofErr w:type="gramStart"/>
+          <w:r>
+            <w:rPr>
+              <w:sz w:val="10"/>
+              <w:szCs w:val="10"/>
+              <w:lang w:val="en-CA" w:eastAsia="en-CA"/>
+            </w:rPr>
+            <w:t>}}{</w:t>
+          </w:r>
+          <w:proofErr w:type="gramEnd"/>
+          <w:r>
+            <w:rPr>
+              <w:sz w:val="10"/>
+              <w:szCs w:val="10"/>
+              <w:lang w:val="en-CA" w:eastAsia="en-CA"/>
+            </w:rPr>
+            <w:t>{#IF_HA_Island}}</w:t>
           </w:r>
           <w:r>
             <w:rPr>
@@ -2787,7 +2987,35 @@
               <w:szCs w:val="10"/>
               <w:lang w:val="en-CA" w:eastAsia="en-CA"/>
             </w:rPr>
-            <w:t>{{/IF_HA_Island}}{{#IF_HA_VancouverCoastal}}</w:t>
+            <w:t>{{/</w:t>
+          </w:r>
+          <w:proofErr w:type="spellStart"/>
+          <w:r>
+            <w:rPr>
+              <w:sz w:val="10"/>
+              <w:szCs w:val="10"/>
+              <w:lang w:val="en-CA" w:eastAsia="en-CA"/>
+            </w:rPr>
+            <w:t>IF_HA_Island</w:t>
+          </w:r>
+          <w:proofErr w:type="spellEnd"/>
+          <w:proofErr w:type="gramStart"/>
+          <w:r>
+            <w:rPr>
+              <w:sz w:val="10"/>
+              <w:szCs w:val="10"/>
+              <w:lang w:val="en-CA" w:eastAsia="en-CA"/>
+            </w:rPr>
+            <w:t>}}{</w:t>
+          </w:r>
+          <w:proofErr w:type="gramEnd"/>
+          <w:r>
+            <w:rPr>
+              <w:sz w:val="10"/>
+              <w:szCs w:val="10"/>
+              <w:lang w:val="en-CA" w:eastAsia="en-CA"/>
+            </w:rPr>
+            <w:t>{#IF_HA_VancouverCoastal}}</w:t>
           </w:r>
           <w:r>
             <w:rPr>
@@ -2838,7 +3066,25 @@
               <w:szCs w:val="10"/>
               <w:lang w:val="en-CA" w:eastAsia="en-CA"/>
             </w:rPr>
-            <w:t>{{/IF_HA_VancouverCoastal}</w:t>
+            <w:t>{{/</w:t>
+          </w:r>
+          <w:proofErr w:type="spellStart"/>
+          <w:r>
+            <w:rPr>
+              <w:sz w:val="10"/>
+              <w:szCs w:val="10"/>
+              <w:lang w:val="en-CA" w:eastAsia="en-CA"/>
+            </w:rPr>
+            <w:t>IF_HA_VancouverCoastal</w:t>
+          </w:r>
+          <w:proofErr w:type="spellEnd"/>
+          <w:r>
+            <w:rPr>
+              <w:sz w:val="10"/>
+              <w:szCs w:val="10"/>
+              <w:lang w:val="en-CA" w:eastAsia="en-CA"/>
+            </w:rPr>
+            <w:t>}</w:t>
           </w:r>
           <w:r>
             <w:rPr>
@@ -2898,7 +3144,25 @@
               <w:szCs w:val="10"/>
               <w:lang w:val="en-CA" w:eastAsia="en-CA"/>
             </w:rPr>
-            <w:t>{{/IF_HA_Fraser}}</w:t>
+            <w:t>{{/</w:t>
+          </w:r>
+          <w:proofErr w:type="spellStart"/>
+          <w:r>
+            <w:rPr>
+              <w:sz w:val="10"/>
+              <w:szCs w:val="10"/>
+              <w:lang w:val="en-CA" w:eastAsia="en-CA"/>
+            </w:rPr>
+            <w:t>IF_HA_Fraser</w:t>
+          </w:r>
+          <w:proofErr w:type="spellEnd"/>
+          <w:r>
+            <w:rPr>
+              <w:sz w:val="10"/>
+              <w:szCs w:val="10"/>
+              <w:lang w:val="en-CA" w:eastAsia="en-CA"/>
+            </w:rPr>
+            <w:t>}}</w:t>
           </w:r>
         </w:p>
       </w:tc>
@@ -2931,7 +3195,25 @@
               <w:sz w:val="22"/>
               <w:szCs w:val="22"/>
             </w:rPr>
-            <w:t>{{HAAddress}}</w:t>
+            <w:t>{{</w:t>
+          </w:r>
+          <w:proofErr w:type="spellStart"/>
+          <w:r>
+            <w:rPr>
+              <w:rFonts w:ascii="BC Sans" w:eastAsia="BC Sans" w:hAnsi="BC Sans" w:cs="BC Sans"/>
+              <w:sz w:val="22"/>
+              <w:szCs w:val="22"/>
+            </w:rPr>
+            <w:t>HAAddress</w:t>
+          </w:r>
+          <w:proofErr w:type="spellEnd"/>
+          <w:r>
+            <w:rPr>
+              <w:rFonts w:ascii="BC Sans" w:eastAsia="BC Sans" w:hAnsi="BC Sans" w:cs="BC Sans"/>
+              <w:sz w:val="22"/>
+              <w:szCs w:val="22"/>
+            </w:rPr>
+            <w:t>}}</w:t>
           </w:r>
         </w:p>
         <w:p>
@@ -2952,7 +3234,25 @@
               <w:sz w:val="22"/>
               <w:szCs w:val="22"/>
             </w:rPr>
-            <w:t>{{HAGSTNumber}}</w:t>
+            <w:t>{{</w:t>
+          </w:r>
+          <w:proofErr w:type="spellStart"/>
+          <w:r>
+            <w:rPr>
+              <w:rFonts w:ascii="BC Sans" w:eastAsia="BC Sans" w:hAnsi="BC Sans" w:cs="BC Sans"/>
+              <w:sz w:val="22"/>
+              <w:szCs w:val="22"/>
+            </w:rPr>
+            <w:t>HAGSTNumber</w:t>
+          </w:r>
+          <w:proofErr w:type="spellEnd"/>
+          <w:r>
+            <w:rPr>
+              <w:rFonts w:ascii="BC Sans" w:eastAsia="BC Sans" w:hAnsi="BC Sans" w:cs="BC Sans"/>
+              <w:sz w:val="22"/>
+              <w:szCs w:val="22"/>
+            </w:rPr>
+            <w:t>}}</w:t>
           </w:r>
         </w:p>
       </w:tc>
@@ -2991,7 +3291,21 @@
             <w:rPr>
               <w:rFonts w:ascii="BC Sans" w:eastAsia="BC Sans" w:hAnsi="BC Sans" w:cs="BC Sans"/>
             </w:rPr>
-            <w:t>{{RegulatoryTrxnFeeName}}</w:t>
+            <w:t>{{</w:t>
+          </w:r>
+          <w:proofErr w:type="spellStart"/>
+          <w:r>
+            <w:rPr>
+              <w:rFonts w:ascii="BC Sans" w:eastAsia="BC Sans" w:hAnsi="BC Sans" w:cs="BC Sans"/>
+            </w:rPr>
+            <w:t>RegulatoryTrxnFeeName</w:t>
+          </w:r>
+          <w:proofErr w:type="spellEnd"/>
+          <w:r>
+            <w:rPr>
+              <w:rFonts w:ascii="BC Sans" w:eastAsia="BC Sans" w:hAnsi="BC Sans" w:cs="BC Sans"/>
+            </w:rPr>
+            <w:t>}}</w:t>
           </w:r>
         </w:p>
         <w:p>
@@ -3020,7 +3334,21 @@
             <w:rPr>
               <w:rFonts w:ascii="BC Sans" w:eastAsia="BC Sans" w:hAnsi="BC Sans" w:cs="BC Sans"/>
             </w:rPr>
-            <w:t>{{DueDate}}</w:t>
+            <w:t>{{</w:t>
+          </w:r>
+          <w:proofErr w:type="spellStart"/>
+          <w:r>
+            <w:rPr>
+              <w:rFonts w:ascii="BC Sans" w:eastAsia="BC Sans" w:hAnsi="BC Sans" w:cs="BC Sans"/>
+            </w:rPr>
+            <w:t>DueDate</w:t>
+          </w:r>
+          <w:proofErr w:type="spellEnd"/>
+          <w:r>
+            <w:rPr>
+              <w:rFonts w:ascii="BC Sans" w:eastAsia="BC Sans" w:hAnsi="BC Sans" w:cs="BC Sans"/>
+            </w:rPr>
+            <w:t>}}</w:t>
           </w:r>
           <w:r>
             <w:rPr>
@@ -3065,7 +3393,7 @@
         <v:path o:extrusionok="f" gradientshapeok="t" o:connecttype="rect"/>
         <o:lock v:ext="edit" aspectratio="t"/>
       </v:shapetype>
-      <v:shape id="Picture 14" o:spid="_x0000_i1025" type="#_x0000_t75" style="width:18pt;height:20.5pt;visibility:visible;mso-wrap-style:square" o:bullet="t">
+      <v:shape id="Picture 14" o:spid="_x0000_i1025" type="#_x0000_t75" style="width:17.85pt;height:20.15pt;visibility:visible;mso-wrap-style:square" o:bullet="t">
         <v:imagedata r:id="rId1" o:title=""/>
       </v:shape>
     </w:pict>
@@ -3911,6 +4239,7 @@
   <w:style w:type="character" w:default="1" w:styleId="DefaultParagraphFont">
     <w:name w:val="Default Paragraph Font"/>
     <w:uiPriority w:val="1"/>
+    <w:semiHidden/>
     <w:unhideWhenUsed/>
   </w:style>
   <w:style w:type="table" w:default="1" w:styleId="TableNormal">

--- a/PHOCS-Docgentemplates/PHOCSInvoiceTemplate.docx
+++ b/PHOCS-Docgentemplates/PHOCSInvoiceTemplate.docx
@@ -619,7 +619,7 @@
                               </w:pPr>
                               <w:r>
                                 <w:pict w14:anchorId="72A65279">
-                                  <v:shape id="Picture 14" o:spid="_x0000_i1026" type="#_x0000_t75" style="width:12.1pt;height:13.25pt;visibility:visible;mso-wrap-style:square">
+                                  <v:shape id="Picture 14" o:spid="_x0000_i1026" type="#_x0000_t75" style="width:12pt;height:13.5pt;visibility:visible;mso-wrap-style:square">
                                     <v:imagedata r:id="rId12" o:title=""/>
                                   </v:shape>
                                 </w:pict>
@@ -1104,6 +1104,24 @@
             </w:tr>
           </w:tbl>
           <w:p>
+            <w:pPr>
+              <w:rPr>
+                <w:rFonts w:ascii="BC Sans" w:eastAsia="BC Sans" w:hAnsi="BC Sans" w:cs="BC Sans"/>
+                <w:b w:val="0"/>
+                <w:bCs w:val="0"/>
+              </w:rPr>
+            </w:pPr>
+          </w:p>
+          <w:p>
+            <w:pPr>
+              <w:rPr>
+                <w:rFonts w:ascii="BC Sans" w:eastAsia="BC Sans" w:hAnsi="BC Sans" w:cs="BC Sans"/>
+                <w:b w:val="0"/>
+                <w:bCs w:val="0"/>
+              </w:rPr>
+            </w:pPr>
+          </w:p>
+          <w:p>
             <w:r>
               <w:rPr>
                 <w:rFonts w:ascii="BC Sans" w:eastAsia="BC Sans" w:hAnsi="BC Sans" w:cs="BC Sans"/>
@@ -2383,6 +2401,15 @@
         </w:rPr>
         <w:t>.</w:t>
       </w:r>
+    </w:p>
+    <w:p>
+      <w:pPr>
+        <w:rPr>
+          <w:rFonts w:ascii="BC Sans" w:eastAsia="BC Sans" w:hAnsi="BC Sans" w:cs="BC Sans"/>
+          <w:sz w:val="22"/>
+          <w:szCs w:val="22"/>
+        </w:rPr>
+      </w:pPr>
     </w:p>
     <w:p>
       <w:pPr>
@@ -3393,7 +3420,7 @@
         <v:path o:extrusionok="f" gradientshapeok="t" o:connecttype="rect"/>
         <o:lock v:ext="edit" aspectratio="t"/>
       </v:shapetype>
-      <v:shape id="Picture 14" o:spid="_x0000_i1025" type="#_x0000_t75" style="width:17.85pt;height:20.15pt;visibility:visible;mso-wrap-style:square" o:bullet="t">
+      <v:shape id="Picture 14" o:spid="_x0000_i1025" type="#_x0000_t75" style="width:18pt;height:20.25pt;visibility:visible;mso-wrap-style:square" o:bullet="t">
         <v:imagedata r:id="rId1" o:title=""/>
       </v:shape>
     </w:pict>
@@ -5035,6 +5062,30 @@
 </file>
 
 <file path=customXml/item1.xml><?xml version="1.0" encoding="utf-8"?>
+<?mso-contentType ?>
+<FormTemplates xmlns="http://schemas.microsoft.com/sharepoint/v3/contenttype/forms">
+  <Display>DocumentLibraryForm</Display>
+  <Edit>DocumentLibraryForm</Edit>
+  <New>DocumentLibraryForm</New>
+</FormTemplates>
+</file>
+
+<file path=customXml/item2.xml><?xml version="1.0" encoding="utf-8"?>
+<b:Sources xmlns:b="http://schemas.openxmlformats.org/officeDocument/2006/bibliography" xmlns="http://schemas.openxmlformats.org/officeDocument/2006/bibliography" SelectedStyle="\APASixthEditionOfficeOnline.xsl" StyleName="APA" Version="6"/>
+</file>
+
+<file path=customXml/item3.xml><?xml version="1.0" encoding="utf-8"?>
+<p:properties xmlns:p="http://schemas.microsoft.com/office/2006/metadata/properties" xmlns:xsi="http://www.w3.org/2001/XMLSchema-instance" xmlns:pc="http://schemas.microsoft.com/office/infopath/2007/PartnerControls">
+  <documentManagement>
+    <lcf76f155ced4ddcb4097134ff3c332f xmlns="94d5cf59-5162-48bc-aa9b-620df72947f5">
+      <Terms xmlns="http://schemas.microsoft.com/office/infopath/2007/PartnerControls"/>
+    </lcf76f155ced4ddcb4097134ff3c332f>
+    <TaxCatchAll xmlns="8350b7c0-334b-4e19-bfc1-744f6a979eee" xsi:nil="true"/>
+  </documentManagement>
+</p:properties>
+</file>
+
+<file path=customXml/item4.xml><?xml version="1.0" encoding="utf-8"?>
 <ct:contentTypeSchema xmlns:ct="http://schemas.microsoft.com/office/2006/metadata/contentType" xmlns:ma="http://schemas.microsoft.com/office/2006/metadata/properties/metaAttributes" ct:_="" ma:_="" ma:contentTypeName="Document" ma:contentTypeID="0x01010015F16144C0593A4A82C8AE0B67DB460F" ma:contentTypeVersion="11" ma:contentTypeDescription="Create a new document." ma:contentTypeScope="" ma:versionID="f03428ffc1746d68619392bc270e65d0">
   <xsd:schema xmlns:xsd="http://www.w3.org/2001/XMLSchema" xmlns:xs="http://www.w3.org/2001/XMLSchema" xmlns:p="http://schemas.microsoft.com/office/2006/metadata/properties" xmlns:ns2="94d5cf59-5162-48bc-aa9b-620df72947f5" xmlns:ns3="8350b7c0-334b-4e19-bfc1-744f6a979eee" targetNamespace="http://schemas.microsoft.com/office/2006/metadata/properties" ma:root="true" ma:fieldsID="2206ae29c74f0be434f81d51f34f460d" ns2:_="" ns3:_="">
     <xsd:import namespace="94d5cf59-5162-48bc-aa9b-620df72947f5"/>
@@ -5229,31 +5280,34 @@
 </ct:contentTypeSchema>
 </file>
 
-<file path=customXml/item2.xml><?xml version="1.0" encoding="utf-8"?>
-<p:properties xmlns:p="http://schemas.microsoft.com/office/2006/metadata/properties" xmlns:xsi="http://www.w3.org/2001/XMLSchema-instance" xmlns:pc="http://schemas.microsoft.com/office/infopath/2007/PartnerControls">
-  <documentManagement>
-    <lcf76f155ced4ddcb4097134ff3c332f xmlns="94d5cf59-5162-48bc-aa9b-620df72947f5">
-      <Terms xmlns="http://schemas.microsoft.com/office/infopath/2007/PartnerControls"/>
-    </lcf76f155ced4ddcb4097134ff3c332f>
-    <TaxCatchAll xmlns="8350b7c0-334b-4e19-bfc1-744f6a979eee" xsi:nil="true"/>
-  </documentManagement>
-</p:properties>
+<file path=customXml/itemProps1.xml><?xml version="1.0" encoding="utf-8"?>
+<ds:datastoreItem xmlns:ds="http://schemas.openxmlformats.org/officeDocument/2006/customXml" ds:itemID="{D7CEB92D-E4AC-496B-B8CD-DC145F36CFDD}">
+  <ds:schemaRefs>
+    <ds:schemaRef ds:uri="http://schemas.microsoft.com/sharepoint/v3/contenttype/forms"/>
+  </ds:schemaRefs>
+</ds:datastoreItem>
 </file>
 
-<file path=customXml/item3.xml><?xml version="1.0" encoding="utf-8"?>
-<b:Sources xmlns:b="http://schemas.openxmlformats.org/officeDocument/2006/bibliography" xmlns="http://schemas.openxmlformats.org/officeDocument/2006/bibliography" SelectedStyle="\APASixthEditionOfficeOnline.xsl" StyleName="APA" Version="6"/>
+<file path=customXml/itemProps2.xml><?xml version="1.0" encoding="utf-8"?>
+<ds:datastoreItem xmlns:ds="http://schemas.openxmlformats.org/officeDocument/2006/customXml" ds:itemID="{1B13D280-DAE9-4159-8E27-0B6001C23F99}">
+  <ds:schemaRefs>
+    <ds:schemaRef ds:uri="http://schemas.openxmlformats.org/officeDocument/2006/bibliography"/>
+  </ds:schemaRefs>
+</ds:datastoreItem>
 </file>
 
-<file path=customXml/item4.xml><?xml version="1.0" encoding="utf-8"?>
-<?mso-contentType ?>
-<FormTemplates xmlns="http://schemas.microsoft.com/sharepoint/v3/contenttype/forms">
-  <Display>DocumentLibraryForm</Display>
-  <Edit>DocumentLibraryForm</Edit>
-  <New>DocumentLibraryForm</New>
-</FormTemplates>
+<file path=customXml/itemProps3.xml><?xml version="1.0" encoding="utf-8"?>
+<ds:datastoreItem xmlns:ds="http://schemas.openxmlformats.org/officeDocument/2006/customXml" ds:itemID="{3DC3E886-FAA3-4F9D-BAB3-B7FA9EEB26D5}">
+  <ds:schemaRefs>
+    <ds:schemaRef ds:uri="http://schemas.microsoft.com/office/2006/metadata/properties"/>
+    <ds:schemaRef ds:uri="http://schemas.microsoft.com/office/infopath/2007/PartnerControls"/>
+    <ds:schemaRef ds:uri="94d5cf59-5162-48bc-aa9b-620df72947f5"/>
+    <ds:schemaRef ds:uri="8350b7c0-334b-4e19-bfc1-744f6a979eee"/>
+  </ds:schemaRefs>
+</ds:datastoreItem>
 </file>
 
-<file path=customXml/itemProps1.xml><?xml version="1.0" encoding="utf-8"?>
+<file path=customXml/itemProps4.xml><?xml version="1.0" encoding="utf-8"?>
 <ds:datastoreItem xmlns:ds="http://schemas.openxmlformats.org/officeDocument/2006/customXml" ds:itemID="{C4741666-369F-4F81-99B9-33314B90D955}">
   <ds:schemaRefs>
     <ds:schemaRef ds:uri="http://schemas.microsoft.com/office/2006/metadata/contentType"/>
@@ -5272,33 +5326,6 @@
 </ds:datastoreItem>
 </file>
 
-<file path=customXml/itemProps2.xml><?xml version="1.0" encoding="utf-8"?>
-<ds:datastoreItem xmlns:ds="http://schemas.openxmlformats.org/officeDocument/2006/customXml" ds:itemID="{3DC3E886-FAA3-4F9D-BAB3-B7FA9EEB26D5}">
-  <ds:schemaRefs>
-    <ds:schemaRef ds:uri="http://schemas.microsoft.com/office/2006/metadata/properties"/>
-    <ds:schemaRef ds:uri="http://schemas.microsoft.com/office/infopath/2007/PartnerControls"/>
-    <ds:schemaRef ds:uri="94d5cf59-5162-48bc-aa9b-620df72947f5"/>
-    <ds:schemaRef ds:uri="8350b7c0-334b-4e19-bfc1-744f6a979eee"/>
-  </ds:schemaRefs>
-</ds:datastoreItem>
-</file>
-
-<file path=customXml/itemProps3.xml><?xml version="1.0" encoding="utf-8"?>
-<ds:datastoreItem xmlns:ds="http://schemas.openxmlformats.org/officeDocument/2006/customXml" ds:itemID="{1B13D280-DAE9-4159-8E27-0B6001C23F99}">
-  <ds:schemaRefs>
-    <ds:schemaRef ds:uri="http://schemas.openxmlformats.org/officeDocument/2006/bibliography"/>
-  </ds:schemaRefs>
-</ds:datastoreItem>
-</file>
-
-<file path=customXml/itemProps4.xml><?xml version="1.0" encoding="utf-8"?>
-<ds:datastoreItem xmlns:ds="http://schemas.openxmlformats.org/officeDocument/2006/customXml" ds:itemID="{D7CEB92D-E4AC-496B-B8CD-DC145F36CFDD}">
-  <ds:schemaRefs>
-    <ds:schemaRef ds:uri="http://schemas.microsoft.com/sharepoint/v3/contenttype/forms"/>
-  </ds:schemaRefs>
-</ds:datastoreItem>
-</file>
-
 <file path=docMetadata/LabelInfo.xml><?xml version="1.0" encoding="utf-8"?>
 <clbl:labelList xmlns:clbl="http://schemas.microsoft.com/office/2020/mipLabelMetadata">
   <clbl:label id="{e0793d39-0939-496d-b129-198edd916feb}" enabled="0" method="" siteId="{e0793d39-0939-496d-b129-198edd916feb}" removed="1"/>

--- a/PHOCS-Docgentemplates/PHOCSInvoiceTemplate.docx
+++ b/PHOCS-Docgentemplates/PHOCSInvoiceTemplate.docx
@@ -6,10 +6,11 @@
       <w:tblPr>
         <w:tblStyle w:val="PlainTable4"/>
         <w:tblW w:w="0" w:type="auto"/>
+        <w:tblInd w:w="-720" w:type="dxa"/>
         <w:tblLook w:val="04A0" w:firstRow="1" w:lastRow="0" w:firstColumn="1" w:lastColumn="0" w:noHBand="0" w:noVBand="1"/>
       </w:tblPr>
       <w:tblGrid>
-        <w:gridCol w:w="9360"/>
+        <w:gridCol w:w="10080"/>
       </w:tblGrid>
       <w:tr>
         <w:trPr>
@@ -19,7 +20,7 @@
         <w:tc>
           <w:tcPr>
             <w:cnfStyle w:val="001000000000" w:firstRow="0" w:lastRow="0" w:firstColumn="1" w:lastColumn="0" w:oddVBand="0" w:evenVBand="0" w:oddHBand="0" w:evenHBand="0" w:firstRowFirstColumn="0" w:firstRowLastColumn="0" w:lastRowFirstColumn="0" w:lastRowLastColumn="0"/>
-            <w:tcW w:w="9360" w:type="dxa"/>
+            <w:tcW w:w="10080" w:type="dxa"/>
           </w:tcPr>
           <w:tbl>
             <w:tblPr>
@@ -36,19 +37,19 @@
               <w:tblLook w:val="04A0" w:firstRow="1" w:lastRow="0" w:firstColumn="1" w:lastColumn="0" w:noHBand="0" w:noVBand="1"/>
             </w:tblPr>
             <w:tblGrid>
-              <w:gridCol w:w="3421"/>
-              <w:gridCol w:w="1155"/>
-              <w:gridCol w:w="2292"/>
-              <w:gridCol w:w="3458"/>
-              <w:gridCol w:w="48"/>
-              <w:gridCol w:w="2594"/>
-              <w:gridCol w:w="2347"/>
-              <w:gridCol w:w="2937"/>
+              <w:gridCol w:w="3384"/>
+              <w:gridCol w:w="1101"/>
+              <w:gridCol w:w="2462"/>
+              <w:gridCol w:w="4427"/>
+              <w:gridCol w:w="72"/>
+              <w:gridCol w:w="2240"/>
+              <w:gridCol w:w="2032"/>
+              <w:gridCol w:w="2534"/>
             </w:tblGrid>
             <w:tr>
               <w:tc>
                 <w:tcPr>
-                  <w:tcW w:w="3036" w:type="dxa"/>
+                  <w:tcW w:w="3384" w:type="dxa"/>
                 </w:tcPr>
                 <w:p>
                   <w:pPr>
@@ -60,7 +61,7 @@
               </w:tc>
               <w:tc>
                 <w:tcPr>
-                  <w:tcW w:w="3036" w:type="dxa"/>
+                  <w:tcW w:w="3563" w:type="dxa"/>
                   <w:gridSpan w:val="2"/>
                 </w:tcPr>
                 <w:p>
@@ -73,7 +74,7 @@
               </w:tc>
               <w:tc>
                 <w:tcPr>
-                  <w:tcW w:w="3036" w:type="dxa"/>
+                  <w:tcW w:w="4427" w:type="dxa"/>
                 </w:tcPr>
                 <w:p>
                   <w:pPr>
@@ -85,7 +86,7 @@
               </w:tc>
               <w:tc>
                 <w:tcPr>
-                  <w:tcW w:w="3036" w:type="dxa"/>
+                  <w:tcW w:w="2312" w:type="dxa"/>
                   <w:gridSpan w:val="2"/>
                 </w:tcPr>
                 <w:p>
@@ -98,7 +99,7 @@
               </w:tc>
               <w:tc>
                 <w:tcPr>
-                  <w:tcW w:w="2709" w:type="dxa"/>
+                  <w:tcW w:w="2032" w:type="dxa"/>
                 </w:tcPr>
                 <w:p>
                   <w:pPr>
@@ -112,7 +113,7 @@
               </w:tc>
               <w:tc>
                 <w:tcPr>
-                  <w:tcW w:w="3399" w:type="dxa"/>
+                  <w:tcW w:w="2534" w:type="dxa"/>
                 </w:tcPr>
                 <w:p/>
               </w:tc>
@@ -120,12 +121,12 @@
             <w:tr>
               <w:trPr>
                 <w:gridAfter w:val="3"/>
-                <w:wAfter w:w="9108" w:type="dxa"/>
+                <w:wAfter w:w="6806" w:type="dxa"/>
                 <w:trHeight w:val="648"/>
               </w:trPr>
               <w:tc>
                 <w:tcPr>
-                  <w:tcW w:w="4037" w:type="dxa"/>
+                  <w:tcW w:w="4485" w:type="dxa"/>
                   <w:gridSpan w:val="2"/>
                 </w:tcPr>
                 <w:p>
@@ -142,7 +143,7 @@
                       <w:b/>
                       <w:bCs/>
                     </w:rPr>
-                    <w:t>{{</w:t>
+                    <w:t>Account #: {{</w:t>
                   </w:r>
                   <w:proofErr w:type="spellStart"/>
                   <w:r>
@@ -151,7 +152,7 @@
                       <w:b/>
                       <w:bCs/>
                     </w:rPr>
-                    <w:t>AccountName</w:t>
+                    <w:t>AccountNumber</w:t>
                   </w:r>
                   <w:proofErr w:type="spellEnd"/>
                   <w:r>
@@ -177,6 +178,14 @@
                       <w:b/>
                       <w:bCs/>
                     </w:rPr>
+                    <w:br/>
+                  </w:r>
+                  <w:r>
+                    <w:rPr>
+                      <w:rFonts w:ascii="BC Sans" w:eastAsia="BC Sans" w:hAnsi="BC Sans" w:cs="BC Sans"/>
+                      <w:b/>
+                      <w:bCs/>
+                    </w:rPr>
                     <w:t>{{</w:t>
                   </w:r>
                   <w:proofErr w:type="spellStart"/>
@@ -186,7 +195,7 @@
                       <w:b/>
                       <w:bCs/>
                     </w:rPr>
-                    <w:t>AccountPhysicalAddressStreet</w:t>
+                    <w:t>RTB_AccountNameAddress</w:t>
                   </w:r>
                   <w:proofErr w:type="spellEnd"/>
                   <w:r>
@@ -202,87 +211,22 @@
                   <w:pPr>
                     <w:rPr>
                       <w:rFonts w:ascii="BC Sans" w:eastAsia="BC Sans" w:hAnsi="BC Sans" w:cs="BC Sans"/>
-                    </w:rPr>
-                  </w:pPr>
-                  <w:proofErr w:type="gramStart"/>
-                  <w:r>
-                    <w:rPr>
-                      <w:rFonts w:ascii="BC Sans" w:eastAsia="BC Sans" w:hAnsi="BC Sans" w:cs="BC Sans"/>
                       <w:b/>
                       <w:bCs/>
                     </w:rPr>
-                    <w:t>{{</w:t>
-                  </w:r>
-                  <w:proofErr w:type="spellStart"/>
-                  <w:r>
+                  </w:pPr>
+                </w:p>
+                <w:p>
+                  <w:pPr>
                     <w:rPr>
                       <w:rFonts w:ascii="BC Sans" w:eastAsia="BC Sans" w:hAnsi="BC Sans" w:cs="BC Sans"/>
-                      <w:b/>
-                      <w:bCs/>
-                    </w:rPr>
-                    <w:t>AccountPhysicalAddressCity</w:t>
-                  </w:r>
-                  <w:proofErr w:type="spellEnd"/>
-                  <w:r>
-                    <w:rPr>
-                      <w:rFonts w:ascii="BC Sans" w:eastAsia="BC Sans" w:hAnsi="BC Sans" w:cs="BC Sans"/>
-                      <w:b/>
-                      <w:bCs/>
-                    </w:rPr>
-                    <w:t>}}, {{</w:t>
-                  </w:r>
-                  <w:proofErr w:type="spellStart"/>
-                  <w:proofErr w:type="gramEnd"/>
-                  <w:r>
-                    <w:rPr>
-                      <w:rFonts w:ascii="BC Sans" w:eastAsia="BC Sans" w:hAnsi="BC Sans" w:cs="BC Sans"/>
-                      <w:b/>
-                      <w:bCs/>
-                    </w:rPr>
-                    <w:t>AccountPhysicalAddressStateCode</w:t>
-                  </w:r>
-                  <w:proofErr w:type="spellEnd"/>
-                  <w:r>
-                    <w:rPr>
-                      <w:rFonts w:ascii="BC Sans" w:eastAsia="BC Sans" w:hAnsi="BC Sans" w:cs="BC Sans"/>
-                      <w:b/>
-                      <w:bCs/>
-                    </w:rPr>
-                    <w:t>}} {{</w:t>
-                  </w:r>
-                  <w:proofErr w:type="spellStart"/>
-                  <w:r>
-                    <w:rPr>
-                      <w:rFonts w:ascii="BC Sans" w:eastAsia="BC Sans" w:hAnsi="BC Sans" w:cs="BC Sans"/>
-                      <w:b/>
-                      <w:bCs/>
-                    </w:rPr>
-                    <w:t>AccountPhysicalAddressPostalCode</w:t>
-                  </w:r>
-                  <w:proofErr w:type="spellEnd"/>
-                  <w:proofErr w:type="gramStart"/>
-                  <w:r>
-                    <w:rPr>
-                      <w:rFonts w:ascii="BC Sans" w:eastAsia="BC Sans" w:hAnsi="BC Sans" w:cs="BC Sans"/>
-                      <w:b/>
-                      <w:bCs/>
-                    </w:rPr>
-                    <w:t xml:space="preserve">}}   </w:t>
-                  </w:r>
-                  <w:proofErr w:type="gramEnd"/>
-                  <w:r>
-                    <w:rPr>
-                      <w:rFonts w:ascii="BC Sans" w:eastAsia="BC Sans" w:hAnsi="BC Sans" w:cs="BC Sans"/>
-                      <w:b/>
-                      <w:bCs/>
-                    </w:rPr>
-                    <w:t xml:space="preserve">                  </w:t>
-                  </w:r>
+                    </w:rPr>
+                  </w:pPr>
                 </w:p>
               </w:tc>
               <w:tc>
                 <w:tcPr>
-                  <w:tcW w:w="5107" w:type="dxa"/>
+                  <w:tcW w:w="6961" w:type="dxa"/>
                   <w:gridSpan w:val="3"/>
                 </w:tcPr>
                 <w:tbl>
@@ -301,8 +245,8 @@
                     <w:tblLook w:val="04A0" w:firstRow="1" w:lastRow="0" w:firstColumn="1" w:lastColumn="0" w:noHBand="0" w:noVBand="1"/>
                   </w:tblPr>
                   <w:tblGrid>
-                    <w:gridCol w:w="2685"/>
-                    <w:gridCol w:w="2897"/>
+                    <w:gridCol w:w="3135"/>
+                    <w:gridCol w:w="2447"/>
                   </w:tblGrid>
                   <w:tr>
                     <w:trPr>
@@ -322,7 +266,7 @@
                       </w:tcPr>
                       <w:tbl>
                         <w:tblPr>
-                          <w:tblW w:w="5576" w:type="dxa"/>
+                          <w:tblW w:w="5542" w:type="dxa"/>
                           <w:tblBorders>
                             <w:top w:val="outset" w:sz="6" w:space="0" w:color="auto"/>
                             <w:left w:val="outset" w:sz="6" w:space="0" w:color="auto"/>
@@ -336,11 +280,9 @@
                           <w:tblLook w:val="04A0" w:firstRow="1" w:lastRow="0" w:firstColumn="1" w:lastColumn="0" w:noHBand="0" w:noVBand="1"/>
                         </w:tblPr>
                         <w:tblGrid>
-                          <w:gridCol w:w="1830"/>
-                          <w:gridCol w:w="295"/>
-                          <w:gridCol w:w="650"/>
-                          <w:gridCol w:w="360"/>
-                          <w:gridCol w:w="2441"/>
+                          <w:gridCol w:w="2051"/>
+                          <w:gridCol w:w="1226"/>
+                          <w:gridCol w:w="2265"/>
                         </w:tblGrid>
                         <w:tr>
                           <w:trPr>
@@ -348,7 +290,7 @@
                           </w:trPr>
                           <w:tc>
                             <w:tcPr>
-                              <w:tcW w:w="1830" w:type="dxa"/>
+                              <w:tcW w:w="2051" w:type="dxa"/>
                               <w:tcBorders>
                                 <w:top w:val="nil"/>
                                 <w:left w:val="nil"/>
@@ -378,13 +320,53 @@
                                   <w:szCs w:val="22"/>
                                   <w14:ligatures w14:val="none"/>
                                 </w:rPr>
-                                <w:t>Amount Enclosed $________         </w:t>
+                                <w:t>Amount Enclosed</w:t>
+                              </w:r>
+                              <w:r>
+                                <w:rPr>
+                                  <w:rFonts w:ascii="BC Sans" w:eastAsia="Times New Roman" w:hAnsi="BC Sans" w:cs="Segoe UI"/>
+                                  <w:kern w:val="0"/>
+                                  <w:sz w:val="22"/>
+                                  <w:szCs w:val="22"/>
+                                  <w14:ligatures w14:val="none"/>
+                                </w:rPr>
+                                <w:t xml:space="preserve">   </w:t>
+                              </w:r>
+                              <w:r>
+                                <w:rPr>
+                                  <w:rFonts w:ascii="BC Sans" w:eastAsia="Times New Roman" w:hAnsi="BC Sans" w:cs="Segoe UI"/>
+                                  <w:kern w:val="0"/>
+                                  <w:sz w:val="22"/>
+                                  <w:szCs w:val="22"/>
+                                  <w14:ligatures w14:val="none"/>
+                                </w:rPr>
+                                <w:t xml:space="preserve"> $________</w:t>
+                              </w:r>
+                              <w:r>
+                                <w:rPr>
+                                  <w:rFonts w:ascii="BC Sans" w:eastAsia="Times New Roman" w:hAnsi="BC Sans" w:cs="Segoe UI"/>
+                                  <w:kern w:val="0"/>
+                                  <w:sz w:val="22"/>
+                                  <w:szCs w:val="22"/>
+                                  <w14:ligatures w14:val="none"/>
+                                </w:rPr>
+                                <w:t>____</w:t>
+                              </w:r>
+                              <w:r>
+                                <w:rPr>
+                                  <w:rFonts w:ascii="BC Sans" w:eastAsia="Times New Roman" w:hAnsi="BC Sans" w:cs="Segoe UI"/>
+                                  <w:kern w:val="0"/>
+                                  <w:sz w:val="22"/>
+                                  <w:szCs w:val="22"/>
+                                  <w14:ligatures w14:val="none"/>
+                                </w:rPr>
+                                <w:t>         </w:t>
                               </w:r>
                             </w:p>
                           </w:tc>
                           <w:tc>
                             <w:tcPr>
-                              <w:tcW w:w="295" w:type="dxa"/>
+                              <w:tcW w:w="1226" w:type="dxa"/>
                               <w:tcBorders>
                                 <w:top w:val="nil"/>
                                 <w:left w:val="nil"/>
@@ -416,7 +398,7 @@
                                   <w14:ligatures w14:val="none"/>
                                 </w:rPr>
                                 <w:drawing>
-                                  <wp:inline distT="0" distB="0" distL="0" distR="0" wp14:anchorId="2BA1D08A" wp14:editId="16470684">
+                                  <wp:inline distT="0" distB="0" distL="0" distR="0" wp14:anchorId="56614C07" wp14:editId="6DAE8796">
                                     <wp:extent cx="152400" cy="171450"/>
                                     <wp:effectExtent l="0" t="0" r="0" b="0"/>
                                     <wp:docPr id="462591123" name="Picture 16"/>
@@ -466,6 +448,49 @@
                               </w:r>
                               <w:r>
                                 <w:rPr>
+                                  <w:rFonts w:ascii="BC Sans" w:eastAsia="Times New Roman" w:hAnsi="BC Sans" w:cs="Segoe UI"/>
+                                  <w:kern w:val="0"/>
+                                  <w:sz w:val="20"/>
+                                  <w:szCs w:val="20"/>
+                                  <w14:ligatures w14:val="none"/>
+                                </w:rPr>
+                                <w:t xml:space="preserve"> </w:t>
+                              </w:r>
+                              <w:r>
+                                <w:rPr>
+                                  <w:rFonts w:ascii="BC Sans" w:eastAsia="Times New Roman" w:hAnsi="BC Sans" w:cs="Segoe UI"/>
+                                  <w:kern w:val="0"/>
+                                  <w:sz w:val="20"/>
+                                  <w:szCs w:val="20"/>
+                                  <w14:ligatures w14:val="none"/>
+                                </w:rPr>
+                                <w:t xml:space="preserve"> </w:t>
+                              </w:r>
+                              <w:r>
+                                <w:rPr>
+                                  <w:rFonts w:ascii="BC Sans" w:eastAsia="Times New Roman" w:hAnsi="BC Sans" w:cs="Segoe UI"/>
+                                  <w:kern w:val="0"/>
+                                  <w:sz w:val="20"/>
+                                  <w:szCs w:val="20"/>
+                                  <w14:ligatures w14:val="none"/>
+                                </w:rPr>
+                                <w:t>VISA </w:t>
+                              </w:r>
+                            </w:p>
+                            <w:p>
+                              <w:pPr>
+                                <w:spacing w:after="0" w:line="240" w:lineRule="auto"/>
+                                <w:textAlignment w:val="baseline"/>
+                                <w:rPr>
+                                  <w:rFonts w:ascii="Segoe UI" w:eastAsia="Times New Roman" w:hAnsi="Segoe UI" w:cs="Segoe UI"/>
+                                  <w:kern w:val="0"/>
+                                  <w:sz w:val="20"/>
+                                  <w:szCs w:val="20"/>
+                                  <w14:ligatures w14:val="none"/>
+                                </w:rPr>
+                              </w:pPr>
+                              <w:r>
+                                <w:rPr>
                                   <w:rFonts w:ascii="Segoe UI" w:eastAsia="Times New Roman" w:hAnsi="Segoe UI" w:cs="Segoe UI"/>
                                   <w:noProof/>
                                   <w:kern w:val="0"/>
@@ -474,7 +499,7 @@
                                   <w14:ligatures w14:val="none"/>
                                 </w:rPr>
                                 <w:drawing>
-                                  <wp:inline distT="0" distB="0" distL="0" distR="0" wp14:anchorId="79C9F695" wp14:editId="0AB84B6E">
+                                  <wp:inline distT="0" distB="0" distL="0" distR="0" wp14:anchorId="76F56204" wp14:editId="3EBE251F">
                                     <wp:extent cx="152400" cy="171450"/>
                                     <wp:effectExtent l="0" t="0" r="0" b="0"/>
                                     <wp:docPr id="88923238" name="Picture 15"/>
@@ -530,13 +555,33 @@
                                   <w:szCs w:val="20"/>
                                   <w14:ligatures w14:val="none"/>
                                 </w:rPr>
-                                <w:t> </w:t>
+                                <w:t xml:space="preserve"> </w:t>
+                              </w:r>
+                              <w:r>
+                                <w:rPr>
+                                  <w:rFonts w:ascii="BC Sans" w:eastAsia="Times New Roman" w:hAnsi="BC Sans" w:cs="Segoe UI"/>
+                                  <w:kern w:val="0"/>
+                                  <w:sz w:val="20"/>
+                                  <w:szCs w:val="20"/>
+                                  <w14:ligatures w14:val="none"/>
+                                </w:rPr>
+                                <w:t xml:space="preserve"> A</w:t>
+                              </w:r>
+                              <w:r>
+                                <w:rPr>
+                                  <w:rFonts w:ascii="BC Sans" w:eastAsia="Times New Roman" w:hAnsi="BC Sans" w:cs="Segoe UI"/>
+                                  <w:kern w:val="0"/>
+                                  <w:sz w:val="20"/>
+                                  <w:szCs w:val="20"/>
+                                  <w14:ligatures w14:val="none"/>
+                                </w:rPr>
+                                <w:t>MEX </w:t>
                               </w:r>
                             </w:p>
                           </w:tc>
                           <w:tc>
                             <w:tcPr>
-                              <w:tcW w:w="650" w:type="dxa"/>
+                              <w:tcW w:w="2265" w:type="dxa"/>
                               <w:tcBorders>
                                 <w:top w:val="nil"/>
                                 <w:left w:val="nil"/>
@@ -566,91 +611,17 @@
                                   <w:szCs w:val="20"/>
                                   <w14:ligatures w14:val="none"/>
                                 </w:rPr>
-                                <w:t>VISA </w:t>
+                                <w:t xml:space="preserve"> </w:t>
                               </w:r>
-                            </w:p>
-                            <w:p>
-                              <w:pPr>
-                                <w:spacing w:after="0" w:line="240" w:lineRule="auto"/>
-                                <w:textAlignment w:val="baseline"/>
-                                <w:rPr>
-                                  <w:rFonts w:ascii="Segoe UI" w:eastAsia="Times New Roman" w:hAnsi="Segoe UI" w:cs="Segoe UI"/>
-                                  <w:kern w:val="0"/>
-                                  <w:sz w:val="20"/>
-                                  <w:szCs w:val="20"/>
-                                  <w14:ligatures w14:val="none"/>
-                                </w:rPr>
-                              </w:pPr>
                               <w:r>
                                 <w:rPr>
-                                  <w:rFonts w:ascii="BC Sans" w:eastAsia="Times New Roman" w:hAnsi="BC Sans" w:cs="Segoe UI"/>
-                                  <w:kern w:val="0"/>
-                                  <w:sz w:val="20"/>
-                                  <w:szCs w:val="20"/>
-                                  <w14:ligatures w14:val="none"/>
-                                </w:rPr>
-                                <w:t>AMEX </w:t>
-                              </w:r>
-                            </w:p>
-                          </w:tc>
-                          <w:tc>
-                            <w:tcPr>
-                              <w:tcW w:w="360" w:type="dxa"/>
-                              <w:tcBorders>
-                                <w:top w:val="nil"/>
-                                <w:left w:val="nil"/>
-                                <w:bottom w:val="nil"/>
-                                <w:right w:val="nil"/>
-                              </w:tcBorders>
-                              <w:shd w:val="clear" w:color="auto" w:fill="FFFFFF"/>
-                              <w:hideMark/>
-                            </w:tcPr>
-                            <w:p>
-                              <w:pPr>
-                                <w:spacing w:after="0" w:line="240" w:lineRule="auto"/>
-                                <w:textAlignment w:val="baseline"/>
-                                <w:rPr>
-                                  <w:rFonts w:ascii="BC Sans" w:eastAsia="Times New Roman" w:hAnsi="BC Sans" w:cs="Segoe UI"/>
-                                  <w:kern w:val="0"/>
-                                  <w:sz w:val="22"/>
-                                  <w:szCs w:val="22"/>
-                                  <w14:ligatures w14:val="none"/>
-                                </w:rPr>
-                              </w:pPr>
-                              <w:r>
-                                <w:pict w14:anchorId="72A65279">
-                                  <v:shape id="Picture 14" o:spid="_x0000_i1026" type="#_x0000_t75" style="width:12pt;height:13.5pt;visibility:visible;mso-wrap-style:square">
-                                    <v:imagedata r:id="rId12" o:title=""/>
-                                  </v:shape>
-                                </w:pict>
-                              </w:r>
-                            </w:p>
-                            <w:p>
-                              <w:pPr>
-                                <w:spacing w:after="0" w:line="240" w:lineRule="auto"/>
-                                <w:textAlignment w:val="baseline"/>
-                                <w:rPr>
-                                  <w:rFonts w:ascii="Segoe UI" w:eastAsia="Times New Roman" w:hAnsi="Segoe UI" w:cs="Segoe UI"/>
-                                  <w:kern w:val="0"/>
-                                  <w:sz w:val="18"/>
-                                  <w:szCs w:val="18"/>
-                                  <w14:ligatures w14:val="none"/>
-                                </w:rPr>
-                              </w:pPr>
-                              <w:r>
-                                <w:rPr>
-                                  <w:rFonts w:ascii="Segoe UI" w:eastAsia="Times New Roman" w:hAnsi="Segoe UI" w:cs="Segoe UI"/>
                                   <w:noProof/>
-                                  <w:kern w:val="0"/>
-                                  <w:sz w:val="18"/>
-                                  <w:szCs w:val="18"/>
-                                  <w14:ligatures w14:val="none"/>
                                 </w:rPr>
                                 <w:drawing>
-                                  <wp:inline distT="0" distB="0" distL="0" distR="0" wp14:anchorId="7A8CFD9A" wp14:editId="201F20B7">
-                                    <wp:extent cx="152400" cy="171450"/>
+                                  <wp:inline distT="0" distB="0" distL="0" distR="0" wp14:anchorId="1B36BA2F" wp14:editId="4AC7EAC5">
+                                    <wp:extent cx="177165" cy="177165"/>
                                     <wp:effectExtent l="0" t="0" r="0" b="0"/>
-                                    <wp:docPr id="1255794226" name="Picture 13"/>
+                                    <wp:docPr id="331307669" name="Picture 1"/>
                                     <wp:cNvGraphicFramePr>
                                       <a:graphicFrameLocks xmlns:a="http://schemas.openxmlformats.org/drawingml/2006/main" noChangeAspect="1"/>
                                     </wp:cNvGraphicFramePr>
@@ -658,7 +629,7 @@
                                       <a:graphicData uri="http://schemas.openxmlformats.org/drawingml/2006/picture">
                                         <pic:pic xmlns:pic="http://schemas.openxmlformats.org/drawingml/2006/picture">
                                           <pic:nvPicPr>
-                                            <pic:cNvPr id="0" name="Picture 32"/>
+                                            <pic:cNvPr id="0" name="Picture 14"/>
                                             <pic:cNvPicPr>
                                               <a:picLocks noChangeAspect="1" noChangeArrowheads="1"/>
                                             </pic:cNvPicPr>
@@ -679,7 +650,7 @@
                                           <pic:spPr bwMode="auto">
                                             <a:xfrm>
                                               <a:off x="0" y="0"/>
-                                              <a:ext cx="152400" cy="171450"/>
+                                              <a:ext cx="177165" cy="177165"/>
                                             </a:xfrm>
                                             <a:prstGeom prst="rect">
                                               <a:avLst/>
@@ -699,38 +670,12 @@
                                 <w:rPr>
                                   <w:rFonts w:ascii="BC Sans" w:eastAsia="Times New Roman" w:hAnsi="BC Sans" w:cs="Segoe UI"/>
                                   <w:kern w:val="0"/>
-                                  <w:sz w:val="22"/>
-                                  <w:szCs w:val="22"/>
-                                  <w14:ligatures w14:val="none"/>
-                                </w:rPr>
-                                <w:t> </w:t>
-                              </w:r>
-                            </w:p>
-                          </w:tc>
-                          <w:tc>
-                            <w:tcPr>
-                              <w:tcW w:w="2441" w:type="dxa"/>
-                              <w:tcBorders>
-                                <w:top w:val="nil"/>
-                                <w:left w:val="nil"/>
-                                <w:bottom w:val="nil"/>
-                                <w:right w:val="nil"/>
-                              </w:tcBorders>
-                              <w:shd w:val="clear" w:color="auto" w:fill="FFFFFF"/>
-                              <w:hideMark/>
-                            </w:tcPr>
-                            <w:p>
-                              <w:pPr>
-                                <w:spacing w:after="0" w:line="240" w:lineRule="auto"/>
-                                <w:textAlignment w:val="baseline"/>
-                                <w:rPr>
-                                  <w:rFonts w:ascii="Segoe UI" w:eastAsia="Times New Roman" w:hAnsi="Segoe UI" w:cs="Segoe UI"/>
-                                  <w:kern w:val="0"/>
                                   <w:sz w:val="20"/>
                                   <w:szCs w:val="20"/>
                                   <w14:ligatures w14:val="none"/>
                                 </w:rPr>
-                              </w:pPr>
+                                <w:t xml:space="preserve"> </w:t>
+                              </w:r>
                               <w:r>
                                 <w:rPr>
                                   <w:rFonts w:ascii="BC Sans" w:eastAsia="Times New Roman" w:hAnsi="BC Sans" w:cs="Segoe UI"/>
@@ -754,6 +699,26 @@
                                   <w14:ligatures w14:val="none"/>
                                 </w:rPr>
                               </w:pPr>
+                              <w:r>
+                                <w:rPr>
+                                  <w:rFonts w:ascii="BC Sans" w:eastAsia="Times New Roman" w:hAnsi="BC Sans" w:cs="Segoe UI"/>
+                                  <w:kern w:val="0"/>
+                                  <w:sz w:val="20"/>
+                                  <w:szCs w:val="20"/>
+                                  <w14:ligatures w14:val="none"/>
+                                </w:rPr>
+                                <w:t xml:space="preserve"> </w:t>
+                              </w:r>
+                              <w:r>
+                                <w:pict w14:anchorId="66E4CDCA">
+                                  <v:shape id="Picture 13" o:spid="_x0000_i1026" type="#_x0000_t75" style="width:11.8pt;height:13.95pt;visibility:visible;mso-wrap-style:square">
+                                    <v:imagedata r:id="rId12" o:title=""/>
+                                  </v:shape>
+                                </w:pict>
+                              </w:r>
+                              <w:r>
+                                <w:t xml:space="preserve"> </w:t>
+                              </w:r>
                               <w:r>
                                 <w:rPr>
                                   <w:rFonts w:ascii="BC Sans" w:eastAsia="Times New Roman" w:hAnsi="BC Sans" w:cs="Segoe UI"/>
@@ -855,6 +820,26 @@
                           </w:rPr>
                           <w:t>____________________________</w:t>
                         </w:r>
+                        <w:r>
+                          <w:rPr>
+                            <w:rFonts w:ascii="BC Sans" w:eastAsia="Times New Roman" w:hAnsi="BC Sans" w:cs="Segoe UI"/>
+                            <w:kern w:val="0"/>
+                            <w:sz w:val="22"/>
+                            <w:szCs w:val="22"/>
+                            <w14:ligatures w14:val="none"/>
+                          </w:rPr>
+                          <w:t>_______</w:t>
+                        </w:r>
+                        <w:r>
+                          <w:rPr>
+                            <w:rFonts w:ascii="BC Sans" w:eastAsia="Times New Roman" w:hAnsi="BC Sans" w:cs="Segoe UI"/>
+                            <w:kern w:val="0"/>
+                            <w:sz w:val="22"/>
+                            <w:szCs w:val="22"/>
+                            <w14:ligatures w14:val="none"/>
+                          </w:rPr>
+                          <w:t>____</w:t>
+                        </w:r>
                       </w:p>
                     </w:tc>
                   </w:tr>
@@ -864,7 +849,7 @@
                     </w:trPr>
                     <w:tc>
                       <w:tcPr>
-                        <w:tcW w:w="2685" w:type="dxa"/>
+                        <w:tcW w:w="3135" w:type="dxa"/>
                         <w:tcBorders>
                           <w:top w:val="nil"/>
                           <w:left w:val="nil"/>
@@ -939,11 +924,21 @@
                           </w:rPr>
                           <w:t>___</w:t>
                         </w:r>
+                        <w:r>
+                          <w:rPr>
+                            <w:rFonts w:ascii="BC Sans" w:eastAsia="Times New Roman" w:hAnsi="BC Sans" w:cs="Segoe UI"/>
+                            <w:kern w:val="0"/>
+                            <w:sz w:val="22"/>
+                            <w:szCs w:val="22"/>
+                            <w14:ligatures w14:val="none"/>
+                          </w:rPr>
+                          <w:t>_____</w:t>
+                        </w:r>
                       </w:p>
                     </w:tc>
                     <w:tc>
                       <w:tcPr>
-                        <w:tcW w:w="2897" w:type="dxa"/>
+                        <w:tcW w:w="2447" w:type="dxa"/>
                         <w:tcBorders>
                           <w:top w:val="nil"/>
                           <w:left w:val="nil"/>
@@ -1151,7 +1146,7 @@
         <w:tc>
           <w:tcPr>
             <w:cnfStyle w:val="001000000000" w:firstRow="0" w:lastRow="0" w:firstColumn="1" w:lastColumn="0" w:oddVBand="0" w:evenVBand="0" w:oddHBand="0" w:evenHBand="0" w:firstRowFirstColumn="0" w:firstRowLastColumn="0" w:lastRowFirstColumn="0" w:lastRowLastColumn="0"/>
-            <w:tcW w:w="9360" w:type="dxa"/>
+            <w:tcW w:w="10080" w:type="dxa"/>
             <w:shd w:val="clear" w:color="auto" w:fill="FFFFFF" w:themeFill="background1"/>
           </w:tcPr>
           <w:p>
@@ -1197,15 +1192,15 @@
           <w:tbl>
             <w:tblPr>
               <w:tblStyle w:val="TableGrid"/>
-              <w:tblW w:w="9134" w:type="dxa"/>
+              <w:tblW w:w="9970" w:type="dxa"/>
               <w:tblLook w:val="04A0" w:firstRow="1" w:lastRow="0" w:firstColumn="1" w:lastColumn="0" w:noHBand="0" w:noVBand="1"/>
             </w:tblPr>
             <w:tblGrid>
-              <w:gridCol w:w="2125"/>
-              <w:gridCol w:w="1587"/>
-              <w:gridCol w:w="1366"/>
-              <w:gridCol w:w="1034"/>
-              <w:gridCol w:w="3022"/>
+              <w:gridCol w:w="1870"/>
+              <w:gridCol w:w="3150"/>
+              <w:gridCol w:w="900"/>
+              <w:gridCol w:w="1175"/>
+              <w:gridCol w:w="2875"/>
             </w:tblGrid>
             <w:tr>
               <w:trPr>
@@ -1213,7 +1208,7 @@
               </w:trPr>
               <w:tc>
                 <w:tcPr>
-                  <w:tcW w:w="1937" w:type="dxa"/>
+                  <w:tcW w:w="1870" w:type="dxa"/>
                 </w:tcPr>
                 <w:p>
                   <w:pPr>
@@ -1240,7 +1235,7 @@
               </w:tc>
               <w:tc>
                 <w:tcPr>
-                  <w:tcW w:w="1452" w:type="dxa"/>
+                  <w:tcW w:w="3150" w:type="dxa"/>
                 </w:tcPr>
                 <w:p>
                   <w:pPr>
@@ -1267,7 +1262,7 @@
               </w:tc>
               <w:tc>
                 <w:tcPr>
-                  <w:tcW w:w="1701" w:type="dxa"/>
+                  <w:tcW w:w="900" w:type="dxa"/>
                 </w:tcPr>
                 <w:p>
                   <w:pPr>
@@ -1294,7 +1289,7 @@
               </w:tc>
               <w:tc>
                 <w:tcPr>
-                  <w:tcW w:w="953" w:type="dxa"/>
+                  <w:tcW w:w="1175" w:type="dxa"/>
                 </w:tcPr>
                 <w:p>
                   <w:pPr>
@@ -1314,7 +1309,7 @@
               </w:tc>
               <w:tc>
                 <w:tcPr>
-                  <w:tcW w:w="3091" w:type="dxa"/>
+                  <w:tcW w:w="2875" w:type="dxa"/>
                 </w:tcPr>
                 <w:p>
                   <w:pPr>
@@ -1343,7 +1338,7 @@
             <w:tr>
               <w:tc>
                 <w:tcPr>
-                  <w:tcW w:w="1937" w:type="dxa"/>
+                  <w:tcW w:w="1870" w:type="dxa"/>
                 </w:tcPr>
                 <w:p>
                   <w:pPr>
@@ -1360,31 +1355,29 @@
                       <w:sz w:val="22"/>
                       <w:szCs w:val="22"/>
                     </w:rPr>
-                    <w:t>{{#RTFItem</w:t>
+                    <w:t>{{#RTFItem}}</w:t>
                   </w:r>
-                  <w:proofErr w:type="gramStart"/>
                   <w:r>
                     <w:rPr>
                       <w:rFonts w:ascii="BC Sans" w:eastAsia="BC Sans" w:hAnsi="BC Sans" w:cs="BC Sans"/>
                       <w:sz w:val="22"/>
                       <w:szCs w:val="22"/>
                     </w:rPr>
-                    <w:t>}}{</w:t>
+                    <w:br/>
                   </w:r>
-                  <w:proofErr w:type="gramEnd"/>
                   <w:r>
                     <w:rPr>
                       <w:rFonts w:ascii="BC Sans" w:eastAsia="BC Sans" w:hAnsi="BC Sans" w:cs="BC Sans"/>
                       <w:sz w:val="22"/>
                       <w:szCs w:val="22"/>
                     </w:rPr>
-                    <w:t>{Date}}</w:t>
+                    <w:t>{{Date}}</w:t>
                   </w:r>
                 </w:p>
               </w:tc>
               <w:tc>
                 <w:tcPr>
-                  <w:tcW w:w="1452" w:type="dxa"/>
+                  <w:tcW w:w="3150" w:type="dxa"/>
                 </w:tcPr>
                 <w:p>
                   <w:pPr>
@@ -1407,7 +1400,7 @@
               </w:tc>
               <w:tc>
                 <w:tcPr>
-                  <w:tcW w:w="1701" w:type="dxa"/>
+                  <w:tcW w:w="900" w:type="dxa"/>
                 </w:tcPr>
                 <w:p>
                   <w:pPr>
@@ -1430,7 +1423,7 @@
               </w:tc>
               <w:tc>
                 <w:tcPr>
-                  <w:tcW w:w="953" w:type="dxa"/>
+                  <w:tcW w:w="1175" w:type="dxa"/>
                 </w:tcPr>
                 <w:p>
                   <w:pPr>
@@ -1453,7 +1446,7 @@
               </w:tc>
               <w:tc>
                 <w:tcPr>
-                  <w:tcW w:w="3091" w:type="dxa"/>
+                  <w:tcW w:w="2875" w:type="dxa"/>
                 </w:tcPr>
                 <w:p>
                   <w:pPr>
@@ -1514,7 +1507,7 @@
             <w:tr>
               <w:tc>
                 <w:tcPr>
-                  <w:tcW w:w="6043" w:type="dxa"/>
+                  <w:tcW w:w="7095" w:type="dxa"/>
                   <w:gridSpan w:val="4"/>
                 </w:tcPr>
                 <w:p>
@@ -1542,7 +1535,7 @@
               </w:tc>
               <w:tc>
                 <w:tcPr>
-                  <w:tcW w:w="3091" w:type="dxa"/>
+                  <w:tcW w:w="2875" w:type="dxa"/>
                 </w:tcPr>
                 <w:p>
                   <w:pPr>
@@ -1596,7 +1589,7 @@
               </w:trPr>
               <w:tc>
                 <w:tcPr>
-                  <w:tcW w:w="6043" w:type="dxa"/>
+                  <w:tcW w:w="7095" w:type="dxa"/>
                   <w:gridSpan w:val="4"/>
                 </w:tcPr>
                 <w:p>
@@ -1624,7 +1617,7 @@
               </w:tc>
               <w:tc>
                 <w:tcPr>
-                  <w:tcW w:w="3091" w:type="dxa"/>
+                  <w:tcW w:w="2875" w:type="dxa"/>
                 </w:tcPr>
                 <w:p>
                   <w:pPr>
@@ -1678,7 +1671,7 @@
               </w:trPr>
               <w:tc>
                 <w:tcPr>
-                  <w:tcW w:w="6043" w:type="dxa"/>
+                  <w:tcW w:w="7095" w:type="dxa"/>
                   <w:gridSpan w:val="4"/>
                 </w:tcPr>
                 <w:p>
@@ -1706,7 +1699,7 @@
               </w:tc>
               <w:tc>
                 <w:tcPr>
-                  <w:tcW w:w="3091" w:type="dxa"/>
+                  <w:tcW w:w="2875" w:type="dxa"/>
                 </w:tcPr>
                 <w:p>
                   <w:pPr>
@@ -2213,6 +2206,7 @@
           <w:szCs w:val="22"/>
         </w:rPr>
       </w:pPr>
+      <w:proofErr w:type="gramStart"/>
       <w:r>
         <w:rPr>
           <w:rFonts w:ascii="BC Sans" w:eastAsia="BC Sans" w:hAnsi="BC Sans" w:cs="BC Sans"/>
@@ -2221,14 +2215,33 @@
         </w:rPr>
         <w:t xml:space="preserve">ONLINE: </w:t>
       </w:r>
-      <w:hyperlink r:id="rId13">
-        <w:r>
-          <w:rPr>
-            <w:rStyle w:val="Hyperlink"/>
-          </w:rPr>
-          <w:t>https://bcministryofhealth-environmentalh2.lightning.force.com/</w:t>
-        </w:r>
-      </w:hyperlink>
+      <w:r>
+        <w:rPr>
+          <w:rFonts w:ascii="BC Sans" w:eastAsia="BC Sans" w:hAnsi="BC Sans" w:cs="BC Sans"/>
+          <w:sz w:val="22"/>
+          <w:szCs w:val="22"/>
+        </w:rPr>
+        <w:t>{{</w:t>
+      </w:r>
+      <w:proofErr w:type="spellStart"/>
+      <w:proofErr w:type="gramEnd"/>
+      <w:r>
+        <w:rPr>
+          <w:rFonts w:ascii="BC Sans" w:eastAsia="BC Sans" w:hAnsi="BC Sans" w:cs="BC Sans"/>
+          <w:sz w:val="22"/>
+          <w:szCs w:val="22"/>
+        </w:rPr>
+        <w:t>HYP_OperatorPortalURL</w:t>
+      </w:r>
+      <w:proofErr w:type="spellEnd"/>
+      <w:r>
+        <w:rPr>
+          <w:rFonts w:ascii="BC Sans" w:eastAsia="BC Sans" w:hAnsi="BC Sans" w:cs="BC Sans"/>
+          <w:sz w:val="22"/>
+          <w:szCs w:val="22"/>
+        </w:rPr>
+        <w:t>}}</w:t>
+      </w:r>
     </w:p>
     <w:p>
       <w:pPr>
@@ -2568,22 +2581,13 @@
         <w:t>}}</w:t>
       </w:r>
     </w:p>
-    <w:p>
-      <w:pPr>
-        <w:tabs>
-          <w:tab w:val="left" w:pos="1956"/>
-        </w:tabs>
-        <w:ind w:firstLine="720"/>
-        <w:rPr>
-          <w:rFonts w:ascii="BC Sans" w:eastAsia="BC Sans" w:hAnsi="BC Sans" w:cs="BC Sans"/>
-          <w:sz w:val="22"/>
-          <w:szCs w:val="22"/>
-        </w:rPr>
-      </w:pPr>
-    </w:p>
     <w:sectPr>
+      <w:headerReference w:type="even" r:id="rId13"/>
       <w:headerReference w:type="default" r:id="rId14"/>
-      <w:footerReference w:type="default" r:id="rId15"/>
+      <w:footerReference w:type="even" r:id="rId15"/>
+      <w:footerReference w:type="default" r:id="rId16"/>
+      <w:headerReference w:type="first" r:id="rId17"/>
+      <w:footerReference w:type="first" r:id="rId18"/>
       <w:pgSz w:w="12240" w:h="15840"/>
       <w:pgMar w:top="1440" w:right="1440" w:bottom="1440" w:left="1440" w:header="708" w:footer="708" w:gutter="0"/>
       <w:cols w:space="708"/>
@@ -2619,6 +2623,16 @@
 </file>
 
 <file path=word/footer1.xml><?xml version="1.0" encoding="utf-8"?>
+<w:ftr xmlns:wpc="http://schemas.microsoft.com/office/word/2010/wordprocessingCanvas" xmlns:cx="http://schemas.microsoft.com/office/drawing/2014/chartex" xmlns:cx1="http://schemas.microsoft.com/office/drawing/2015/9/8/chartex" xmlns:cx2="http://schemas.microsoft.com/office/drawing/2015/10/21/chartex" xmlns:cx3="http://schemas.microsoft.com/office/drawing/2016/5/9/chartex" xmlns:cx4="http://schemas.microsoft.com/office/drawing/2016/5/10/chartex" xmlns:cx5="http://schemas.microsoft.com/office/drawing/2016/5/11/chartex" xmlns:cx6="http://schemas.microsoft.com/office/drawing/2016/5/12/chartex" xmlns:cx7="http://schemas.microsoft.com/office/drawing/2016/5/13/chartex" xmlns:cx8="http://schemas.microsoft.com/office/drawing/2016/5/14/chartex" xmlns:mc="http://schemas.openxmlformats.org/markup-compatibility/2006" xmlns:aink="http://schemas.microsoft.com/office/drawing/2016/ink" xmlns:am3d="http://schemas.microsoft.com/office/drawing/2017/model3d" xmlns:o="urn:schemas-microsoft-com:office:office" xmlns:oel="http://schemas.microsoft.com/office/2019/extlst" xmlns:r="http://schemas.openxmlformats.org/officeDocument/2006/relationships" xmlns:m="http://schemas.openxmlformats.org/officeDocument/2006/math" xmlns:v="urn:schemas-microsoft-com:vml" xmlns:wp14="http://schemas.microsoft.com/office/word/2010/wordprocessingDrawing" xmlns:wp="http://schemas.openxmlformats.org/drawingml/2006/wordprocessingDrawing" xmlns:w10="urn:schemas-microsoft-com:office:word" xmlns:w="http://schemas.openxmlformats.org/wordprocessingml/2006/main" xmlns:w14="http://schemas.microsoft.com/office/word/2010/wordml" xmlns:w15="http://schemas.microsoft.com/office/word/2012/wordml" xmlns:w16cex="http://schemas.microsoft.com/office/word/2018/wordml/cex" xmlns:w16cid="http://schemas.microsoft.com/office/word/2016/wordml/cid" xmlns:w16="http://schemas.microsoft.com/office/word/2018/wordml" xmlns:w16du="http://schemas.microsoft.com/office/word/2023/wordml/word16du" xmlns:w16sdtdh="http://schemas.microsoft.com/office/word/2020/wordml/sdtdatahash" xmlns:w16sdtfl="http://schemas.microsoft.com/office/word/2024/wordml/sdtformatlock" xmlns:w16se="http://schemas.microsoft.com/office/word/2015/wordml/symex" xmlns:wpg="http://schemas.microsoft.com/office/word/2010/wordprocessingGroup" xmlns:wpi="http://schemas.microsoft.com/office/word/2010/wordprocessingInk" xmlns:wne="http://schemas.microsoft.com/office/word/2006/wordml" xmlns:wps="http://schemas.microsoft.com/office/word/2010/wordprocessingShape" mc:Ignorable="w14 w15 w16se w16cid w16 w16cex w16sdtdh w16sdtfl w16du wp14">
+  <w:p>
+    <w:pPr>
+      <w:pStyle w:val="Footer"/>
+    </w:pPr>
+  </w:p>
+</w:ftr>
+</file>
+
+<file path=word/footer2.xml><?xml version="1.0" encoding="utf-8"?>
 <w:ftr xmlns:wpc="http://schemas.microsoft.com/office/word/2010/wordprocessingCanvas" xmlns:cx="http://schemas.microsoft.com/office/drawing/2014/chartex" xmlns:cx1="http://schemas.microsoft.com/office/drawing/2015/9/8/chartex" xmlns:cx2="http://schemas.microsoft.com/office/drawing/2015/10/21/chartex" xmlns:cx3="http://schemas.microsoft.com/office/drawing/2016/5/9/chartex" xmlns:cx4="http://schemas.microsoft.com/office/drawing/2016/5/10/chartex" xmlns:cx5="http://schemas.microsoft.com/office/drawing/2016/5/11/chartex" xmlns:cx6="http://schemas.microsoft.com/office/drawing/2016/5/12/chartex" xmlns:cx7="http://schemas.microsoft.com/office/drawing/2016/5/13/chartex" xmlns:cx8="http://schemas.microsoft.com/office/drawing/2016/5/14/chartex" xmlns:mc="http://schemas.openxmlformats.org/markup-compatibility/2006" xmlns:aink="http://schemas.microsoft.com/office/drawing/2016/ink" xmlns:am3d="http://schemas.microsoft.com/office/drawing/2017/model3d" xmlns:o="urn:schemas-microsoft-com:office:office" xmlns:oel="http://schemas.microsoft.com/office/2019/extlst" xmlns:r="http://schemas.openxmlformats.org/officeDocument/2006/relationships" xmlns:m="http://schemas.openxmlformats.org/officeDocument/2006/math" xmlns:v="urn:schemas-microsoft-com:vml" xmlns:wp14="http://schemas.microsoft.com/office/word/2010/wordprocessingDrawing" xmlns:wp="http://schemas.openxmlformats.org/drawingml/2006/wordprocessingDrawing" xmlns:w10="urn:schemas-microsoft-com:office:word" xmlns:w="http://schemas.openxmlformats.org/wordprocessingml/2006/main" xmlns:w14="http://schemas.microsoft.com/office/word/2010/wordml" xmlns:w15="http://schemas.microsoft.com/office/word/2012/wordml" xmlns:w16cex="http://schemas.microsoft.com/office/word/2018/wordml/cex" xmlns:w16cid="http://schemas.microsoft.com/office/word/2016/wordml/cid" xmlns:w16="http://schemas.microsoft.com/office/word/2018/wordml" xmlns:w16du="http://schemas.microsoft.com/office/word/2023/wordml/word16du" xmlns:w16sdtdh="http://schemas.microsoft.com/office/word/2020/wordml/sdtdatahash" xmlns:w16sdtfl="http://schemas.microsoft.com/office/word/2024/wordml/sdtformatlock" xmlns:w16se="http://schemas.microsoft.com/office/word/2015/wordml/symex" xmlns:wpg="http://schemas.microsoft.com/office/word/2010/wordprocessingGroup" xmlns:wpi="http://schemas.microsoft.com/office/word/2010/wordprocessingInk" xmlns:wne="http://schemas.microsoft.com/office/word/2006/wordml" xmlns:wps="http://schemas.microsoft.com/office/word/2010/wordprocessingShape" mc:Ignorable="w14 w15 w16se w16cid w16 w16cex w16sdtdh w16sdtfl w16du wp14">
   <w:sdt>
     <w:sdtPr>
@@ -2731,6 +2745,16 @@
 </w:ftr>
 </file>
 
+<file path=word/footer3.xml><?xml version="1.0" encoding="utf-8"?>
+<w:ftr xmlns:wpc="http://schemas.microsoft.com/office/word/2010/wordprocessingCanvas" xmlns:cx="http://schemas.microsoft.com/office/drawing/2014/chartex" xmlns:cx1="http://schemas.microsoft.com/office/drawing/2015/9/8/chartex" xmlns:cx2="http://schemas.microsoft.com/office/drawing/2015/10/21/chartex" xmlns:cx3="http://schemas.microsoft.com/office/drawing/2016/5/9/chartex" xmlns:cx4="http://schemas.microsoft.com/office/drawing/2016/5/10/chartex" xmlns:cx5="http://schemas.microsoft.com/office/drawing/2016/5/11/chartex" xmlns:cx6="http://schemas.microsoft.com/office/drawing/2016/5/12/chartex" xmlns:cx7="http://schemas.microsoft.com/office/drawing/2016/5/13/chartex" xmlns:cx8="http://schemas.microsoft.com/office/drawing/2016/5/14/chartex" xmlns:mc="http://schemas.openxmlformats.org/markup-compatibility/2006" xmlns:aink="http://schemas.microsoft.com/office/drawing/2016/ink" xmlns:am3d="http://schemas.microsoft.com/office/drawing/2017/model3d" xmlns:o="urn:schemas-microsoft-com:office:office" xmlns:oel="http://schemas.microsoft.com/office/2019/extlst" xmlns:r="http://schemas.openxmlformats.org/officeDocument/2006/relationships" xmlns:m="http://schemas.openxmlformats.org/officeDocument/2006/math" xmlns:v="urn:schemas-microsoft-com:vml" xmlns:wp14="http://schemas.microsoft.com/office/word/2010/wordprocessingDrawing" xmlns:wp="http://schemas.openxmlformats.org/drawingml/2006/wordprocessingDrawing" xmlns:w10="urn:schemas-microsoft-com:office:word" xmlns:w="http://schemas.openxmlformats.org/wordprocessingml/2006/main" xmlns:w14="http://schemas.microsoft.com/office/word/2010/wordml" xmlns:w15="http://schemas.microsoft.com/office/word/2012/wordml" xmlns:w16cex="http://schemas.microsoft.com/office/word/2018/wordml/cex" xmlns:w16cid="http://schemas.microsoft.com/office/word/2016/wordml/cid" xmlns:w16="http://schemas.microsoft.com/office/word/2018/wordml" xmlns:w16du="http://schemas.microsoft.com/office/word/2023/wordml/word16du" xmlns:w16sdtdh="http://schemas.microsoft.com/office/word/2020/wordml/sdtdatahash" xmlns:w16sdtfl="http://schemas.microsoft.com/office/word/2024/wordml/sdtformatlock" xmlns:w16se="http://schemas.microsoft.com/office/word/2015/wordml/symex" xmlns:wpg="http://schemas.microsoft.com/office/word/2010/wordprocessingGroup" xmlns:wpi="http://schemas.microsoft.com/office/word/2010/wordprocessingInk" xmlns:wne="http://schemas.microsoft.com/office/word/2006/wordml" xmlns:wps="http://schemas.microsoft.com/office/word/2010/wordprocessingShape" mc:Ignorable="w14 w15 w16se w16cid w16 w16cex w16sdtdh w16sdtfl w16du wp14">
+  <w:p>
+    <w:pPr>
+      <w:pStyle w:val="Footer"/>
+    </w:pPr>
+  </w:p>
+</w:ftr>
+</file>
+
 <file path=word/footnotes.xml><?xml version="1.0" encoding="utf-8"?>
 <w:footnotes xmlns:wpc="http://schemas.microsoft.com/office/word/2010/wordprocessingCanvas" xmlns:cx="http://schemas.microsoft.com/office/drawing/2014/chartex" xmlns:cx1="http://schemas.microsoft.com/office/drawing/2015/9/8/chartex" xmlns:cx2="http://schemas.microsoft.com/office/drawing/2015/10/21/chartex" xmlns:cx3="http://schemas.microsoft.com/office/drawing/2016/5/9/chartex" xmlns:cx4="http://schemas.microsoft.com/office/drawing/2016/5/10/chartex" xmlns:cx5="http://schemas.microsoft.com/office/drawing/2016/5/11/chartex" xmlns:cx6="http://schemas.microsoft.com/office/drawing/2016/5/12/chartex" xmlns:cx7="http://schemas.microsoft.com/office/drawing/2016/5/13/chartex" xmlns:cx8="http://schemas.microsoft.com/office/drawing/2016/5/14/chartex" xmlns:mc="http://schemas.openxmlformats.org/markup-compatibility/2006" xmlns:aink="http://schemas.microsoft.com/office/drawing/2016/ink" xmlns:am3d="http://schemas.microsoft.com/office/drawing/2017/model3d" xmlns:o="urn:schemas-microsoft-com:office:office" xmlns:oel="http://schemas.microsoft.com/office/2019/extlst" xmlns:r="http://schemas.openxmlformats.org/officeDocument/2006/relationships" xmlns:m="http://schemas.openxmlformats.org/officeDocument/2006/math" xmlns:v="urn:schemas-microsoft-com:vml" xmlns:wp14="http://schemas.microsoft.com/office/word/2010/wordprocessingDrawing" xmlns:wp="http://schemas.openxmlformats.org/drawingml/2006/wordprocessingDrawing" xmlns:w10="urn:schemas-microsoft-com:office:word" xmlns:w="http://schemas.openxmlformats.org/wordprocessingml/2006/main" xmlns:w14="http://schemas.microsoft.com/office/word/2010/wordml" xmlns:w15="http://schemas.microsoft.com/office/word/2012/wordml" xmlns:w16cex="http://schemas.microsoft.com/office/word/2018/wordml/cex" xmlns:w16cid="http://schemas.microsoft.com/office/word/2016/wordml/cid" xmlns:w16="http://schemas.microsoft.com/office/word/2018/wordml" xmlns:w16du="http://schemas.microsoft.com/office/word/2023/wordml/word16du" xmlns:w16sdtdh="http://schemas.microsoft.com/office/word/2020/wordml/sdtdatahash" xmlns:w16sdtfl="http://schemas.microsoft.com/office/word/2024/wordml/sdtformatlock" xmlns:w16se="http://schemas.microsoft.com/office/word/2015/wordml/symex" xmlns:wpg="http://schemas.microsoft.com/office/word/2010/wordprocessingGroup" xmlns:wpi="http://schemas.microsoft.com/office/word/2010/wordprocessingInk" xmlns:wne="http://schemas.microsoft.com/office/word/2006/wordml" xmlns:wps="http://schemas.microsoft.com/office/word/2010/wordprocessingShape" mc:Ignorable="w14 w15 w16se w16cid w16 w16cex w16sdtdh w16sdtfl w16du wp14">
   <w:footnote w:type="separator" w:id="-1">
@@ -2758,10 +2782,21 @@
 
 <file path=word/header1.xml><?xml version="1.0" encoding="utf-8"?>
 <w:hdr xmlns:wpc="http://schemas.microsoft.com/office/word/2010/wordprocessingCanvas" xmlns:cx="http://schemas.microsoft.com/office/drawing/2014/chartex" xmlns:cx1="http://schemas.microsoft.com/office/drawing/2015/9/8/chartex" xmlns:cx2="http://schemas.microsoft.com/office/drawing/2015/10/21/chartex" xmlns:cx3="http://schemas.microsoft.com/office/drawing/2016/5/9/chartex" xmlns:cx4="http://schemas.microsoft.com/office/drawing/2016/5/10/chartex" xmlns:cx5="http://schemas.microsoft.com/office/drawing/2016/5/11/chartex" xmlns:cx6="http://schemas.microsoft.com/office/drawing/2016/5/12/chartex" xmlns:cx7="http://schemas.microsoft.com/office/drawing/2016/5/13/chartex" xmlns:cx8="http://schemas.microsoft.com/office/drawing/2016/5/14/chartex" xmlns:mc="http://schemas.openxmlformats.org/markup-compatibility/2006" xmlns:aink="http://schemas.microsoft.com/office/drawing/2016/ink" xmlns:am3d="http://schemas.microsoft.com/office/drawing/2017/model3d" xmlns:o="urn:schemas-microsoft-com:office:office" xmlns:oel="http://schemas.microsoft.com/office/2019/extlst" xmlns:r="http://schemas.openxmlformats.org/officeDocument/2006/relationships" xmlns:m="http://schemas.openxmlformats.org/officeDocument/2006/math" xmlns:v="urn:schemas-microsoft-com:vml" xmlns:wp14="http://schemas.microsoft.com/office/word/2010/wordprocessingDrawing" xmlns:wp="http://schemas.openxmlformats.org/drawingml/2006/wordprocessingDrawing" xmlns:w10="urn:schemas-microsoft-com:office:word" xmlns:w="http://schemas.openxmlformats.org/wordprocessingml/2006/main" xmlns:w14="http://schemas.microsoft.com/office/word/2010/wordml" xmlns:w15="http://schemas.microsoft.com/office/word/2012/wordml" xmlns:w16cex="http://schemas.microsoft.com/office/word/2018/wordml/cex" xmlns:w16cid="http://schemas.microsoft.com/office/word/2016/wordml/cid" xmlns:w16="http://schemas.microsoft.com/office/word/2018/wordml" xmlns:w16du="http://schemas.microsoft.com/office/word/2023/wordml/word16du" xmlns:w16sdtdh="http://schemas.microsoft.com/office/word/2020/wordml/sdtdatahash" xmlns:w16sdtfl="http://schemas.microsoft.com/office/word/2024/wordml/sdtformatlock" xmlns:w16se="http://schemas.microsoft.com/office/word/2015/wordml/symex" xmlns:wpg="http://schemas.microsoft.com/office/word/2010/wordprocessingGroup" xmlns:wpi="http://schemas.microsoft.com/office/word/2010/wordprocessingInk" xmlns:wne="http://schemas.microsoft.com/office/word/2006/wordml" xmlns:wps="http://schemas.microsoft.com/office/word/2010/wordprocessingShape" mc:Ignorable="w14 w15 w16se w16cid w16 w16cex w16sdtdh w16sdtfl w16du wp14">
+  <w:p>
+    <w:pPr>
+      <w:pStyle w:val="Header"/>
+    </w:pPr>
+  </w:p>
+</w:hdr>
+</file>
+
+<file path=word/header2.xml><?xml version="1.0" encoding="utf-8"?>
+<w:hdr xmlns:wpc="http://schemas.microsoft.com/office/word/2010/wordprocessingCanvas" xmlns:cx="http://schemas.microsoft.com/office/drawing/2014/chartex" xmlns:cx1="http://schemas.microsoft.com/office/drawing/2015/9/8/chartex" xmlns:cx2="http://schemas.microsoft.com/office/drawing/2015/10/21/chartex" xmlns:cx3="http://schemas.microsoft.com/office/drawing/2016/5/9/chartex" xmlns:cx4="http://schemas.microsoft.com/office/drawing/2016/5/10/chartex" xmlns:cx5="http://schemas.microsoft.com/office/drawing/2016/5/11/chartex" xmlns:cx6="http://schemas.microsoft.com/office/drawing/2016/5/12/chartex" xmlns:cx7="http://schemas.microsoft.com/office/drawing/2016/5/13/chartex" xmlns:cx8="http://schemas.microsoft.com/office/drawing/2016/5/14/chartex" xmlns:mc="http://schemas.openxmlformats.org/markup-compatibility/2006" xmlns:aink="http://schemas.microsoft.com/office/drawing/2016/ink" xmlns:am3d="http://schemas.microsoft.com/office/drawing/2017/model3d" xmlns:o="urn:schemas-microsoft-com:office:office" xmlns:oel="http://schemas.microsoft.com/office/2019/extlst" xmlns:r="http://schemas.openxmlformats.org/officeDocument/2006/relationships" xmlns:m="http://schemas.openxmlformats.org/officeDocument/2006/math" xmlns:v="urn:schemas-microsoft-com:vml" xmlns:wp14="http://schemas.microsoft.com/office/word/2010/wordprocessingDrawing" xmlns:wp="http://schemas.openxmlformats.org/drawingml/2006/wordprocessingDrawing" xmlns:w10="urn:schemas-microsoft-com:office:word" xmlns:w="http://schemas.openxmlformats.org/wordprocessingml/2006/main" xmlns:w14="http://schemas.microsoft.com/office/word/2010/wordml" xmlns:w15="http://schemas.microsoft.com/office/word/2012/wordml" xmlns:w16cex="http://schemas.microsoft.com/office/word/2018/wordml/cex" xmlns:w16cid="http://schemas.microsoft.com/office/word/2016/wordml/cid" xmlns:w16="http://schemas.microsoft.com/office/word/2018/wordml" xmlns:w16du="http://schemas.microsoft.com/office/word/2023/wordml/word16du" xmlns:w16sdtdh="http://schemas.microsoft.com/office/word/2020/wordml/sdtdatahash" xmlns:w16sdtfl="http://schemas.microsoft.com/office/word/2024/wordml/sdtformatlock" xmlns:w16se="http://schemas.microsoft.com/office/word/2015/wordml/symex" xmlns:wpg="http://schemas.microsoft.com/office/word/2010/wordprocessingGroup" xmlns:wpi="http://schemas.microsoft.com/office/word/2010/wordprocessingInk" xmlns:wne="http://schemas.microsoft.com/office/word/2006/wordml" xmlns:wps="http://schemas.microsoft.com/office/word/2010/wordprocessingShape" mc:Ignorable="w14 w15 w16se w16cid w16 w16cex w16sdtdh w16sdtfl w16du wp14">
   <w:tbl>
     <w:tblPr>
       <w:tblStyle w:val="TableGrid"/>
-      <w:tblW w:w="13461" w:type="dxa"/>
+      <w:tblW w:w="14091" w:type="dxa"/>
+      <w:tblInd w:w="-630" w:type="dxa"/>
       <w:tblBorders>
         <w:top w:val="none" w:sz="0" w:space="0" w:color="auto"/>
         <w:left w:val="none" w:sz="0" w:space="0" w:color="auto"/>
@@ -2773,10 +2808,10 @@
       <w:tblLook w:val="04A0" w:firstRow="1" w:lastRow="0" w:firstColumn="1" w:lastColumn="0" w:noHBand="0" w:noVBand="1"/>
     </w:tblPr>
     <w:tblGrid>
-      <w:gridCol w:w="3116"/>
-      <w:gridCol w:w="484"/>
-      <w:gridCol w:w="2880"/>
-      <w:gridCol w:w="6981"/>
+      <w:gridCol w:w="3746"/>
+      <w:gridCol w:w="236"/>
+      <w:gridCol w:w="3938"/>
+      <w:gridCol w:w="6171"/>
     </w:tblGrid>
     <w:tr>
       <w:trPr>
@@ -2784,7 +2819,7 @@
       </w:trPr>
       <w:tc>
         <w:tcPr>
-          <w:tcW w:w="3116" w:type="dxa"/>
+          <w:tcW w:w="3746" w:type="dxa"/>
         </w:tcPr>
         <w:p>
           <w:pPr>
@@ -3195,7 +3230,7 @@
       </w:tc>
       <w:tc>
         <w:tcPr>
-          <w:tcW w:w="484" w:type="dxa"/>
+          <w:tcW w:w="236" w:type="dxa"/>
         </w:tcPr>
         <w:p>
           <w:pPr>
@@ -3205,7 +3240,7 @@
       </w:tc>
       <w:tc>
         <w:tcPr>
-          <w:tcW w:w="2880" w:type="dxa"/>
+          <w:tcW w:w="3938" w:type="dxa"/>
         </w:tcPr>
         <w:p>
           <w:pPr>
@@ -3285,7 +3320,7 @@
       </w:tc>
       <w:tc>
         <w:tcPr>
-          <w:tcW w:w="6981" w:type="dxa"/>
+          <w:tcW w:w="6171" w:type="dxa"/>
         </w:tcPr>
         <w:p>
           <w:pPr>
@@ -3397,6 +3432,16 @@
 </w:hdr>
 </file>
 
+<file path=word/header3.xml><?xml version="1.0" encoding="utf-8"?>
+<w:hdr xmlns:wpc="http://schemas.microsoft.com/office/word/2010/wordprocessingCanvas" xmlns:cx="http://schemas.microsoft.com/office/drawing/2014/chartex" xmlns:cx1="http://schemas.microsoft.com/office/drawing/2015/9/8/chartex" xmlns:cx2="http://schemas.microsoft.com/office/drawing/2015/10/21/chartex" xmlns:cx3="http://schemas.microsoft.com/office/drawing/2016/5/9/chartex" xmlns:cx4="http://schemas.microsoft.com/office/drawing/2016/5/10/chartex" xmlns:cx5="http://schemas.microsoft.com/office/drawing/2016/5/11/chartex" xmlns:cx6="http://schemas.microsoft.com/office/drawing/2016/5/12/chartex" xmlns:cx7="http://schemas.microsoft.com/office/drawing/2016/5/13/chartex" xmlns:cx8="http://schemas.microsoft.com/office/drawing/2016/5/14/chartex" xmlns:mc="http://schemas.openxmlformats.org/markup-compatibility/2006" xmlns:aink="http://schemas.microsoft.com/office/drawing/2016/ink" xmlns:am3d="http://schemas.microsoft.com/office/drawing/2017/model3d" xmlns:o="urn:schemas-microsoft-com:office:office" xmlns:oel="http://schemas.microsoft.com/office/2019/extlst" xmlns:r="http://schemas.openxmlformats.org/officeDocument/2006/relationships" xmlns:m="http://schemas.openxmlformats.org/officeDocument/2006/math" xmlns:v="urn:schemas-microsoft-com:vml" xmlns:wp14="http://schemas.microsoft.com/office/word/2010/wordprocessingDrawing" xmlns:wp="http://schemas.openxmlformats.org/drawingml/2006/wordprocessingDrawing" xmlns:w10="urn:schemas-microsoft-com:office:word" xmlns:w="http://schemas.openxmlformats.org/wordprocessingml/2006/main" xmlns:w14="http://schemas.microsoft.com/office/word/2010/wordml" xmlns:w15="http://schemas.microsoft.com/office/word/2012/wordml" xmlns:w16cex="http://schemas.microsoft.com/office/word/2018/wordml/cex" xmlns:w16cid="http://schemas.microsoft.com/office/word/2016/wordml/cid" xmlns:w16="http://schemas.microsoft.com/office/word/2018/wordml" xmlns:w16du="http://schemas.microsoft.com/office/word/2023/wordml/word16du" xmlns:w16sdtdh="http://schemas.microsoft.com/office/word/2020/wordml/sdtdatahash" xmlns:w16sdtfl="http://schemas.microsoft.com/office/word/2024/wordml/sdtformatlock" xmlns:w16se="http://schemas.microsoft.com/office/word/2015/wordml/symex" xmlns:wpg="http://schemas.microsoft.com/office/word/2010/wordprocessingGroup" xmlns:wpi="http://schemas.microsoft.com/office/word/2010/wordprocessingInk" xmlns:wne="http://schemas.microsoft.com/office/word/2006/wordml" xmlns:wps="http://schemas.microsoft.com/office/word/2010/wordprocessingShape" mc:Ignorable="w14 w15 w16se w16cid w16 w16cex w16sdtdh w16sdtfl w16du wp14">
+  <w:p>
+    <w:pPr>
+      <w:pStyle w:val="Header"/>
+    </w:pPr>
+  </w:p>
+</w:hdr>
+</file>
+
 <file path=word/numbering.xml><?xml version="1.0" encoding="utf-8"?>
 <w:numbering xmlns:wpc="http://schemas.microsoft.com/office/word/2010/wordprocessingCanvas" xmlns:cx="http://schemas.microsoft.com/office/drawing/2014/chartex" xmlns:cx1="http://schemas.microsoft.com/office/drawing/2015/9/8/chartex" xmlns:cx2="http://schemas.microsoft.com/office/drawing/2015/10/21/chartex" xmlns:cx3="http://schemas.microsoft.com/office/drawing/2016/5/9/chartex" xmlns:cx4="http://schemas.microsoft.com/office/drawing/2016/5/10/chartex" xmlns:cx5="http://schemas.microsoft.com/office/drawing/2016/5/11/chartex" xmlns:cx6="http://schemas.microsoft.com/office/drawing/2016/5/12/chartex" xmlns:cx7="http://schemas.microsoft.com/office/drawing/2016/5/13/chartex" xmlns:cx8="http://schemas.microsoft.com/office/drawing/2016/5/14/chartex" xmlns:mc="http://schemas.openxmlformats.org/markup-compatibility/2006" xmlns:aink="http://schemas.microsoft.com/office/drawing/2016/ink" xmlns:am3d="http://schemas.microsoft.com/office/drawing/2017/model3d" xmlns:o="urn:schemas-microsoft-com:office:office" xmlns:oel="http://schemas.microsoft.com/office/2019/extlst" xmlns:r="http://schemas.openxmlformats.org/officeDocument/2006/relationships" xmlns:m="http://schemas.openxmlformats.org/officeDocument/2006/math" xmlns:v="urn:schemas-microsoft-com:vml" xmlns:wp14="http://schemas.microsoft.com/office/word/2010/wordprocessingDrawing" xmlns:wp="http://schemas.openxmlformats.org/drawingml/2006/wordprocessingDrawing" xmlns:w10="urn:schemas-microsoft-com:office:word" xmlns:w="http://schemas.openxmlformats.org/wordprocessingml/2006/main" xmlns:w14="http://schemas.microsoft.com/office/word/2010/wordml" xmlns:w15="http://schemas.microsoft.com/office/word/2012/wordml" xmlns:w16cex="http://schemas.microsoft.com/office/word/2018/wordml/cex" xmlns:w16cid="http://schemas.microsoft.com/office/word/2016/wordml/cid" xmlns:w16="http://schemas.microsoft.com/office/word/2018/wordml" xmlns:w16du="http://schemas.microsoft.com/office/word/2023/wordml/word16du" xmlns:w16sdtdh="http://schemas.microsoft.com/office/word/2020/wordml/sdtdatahash" xmlns:w16sdtfl="http://schemas.microsoft.com/office/word/2024/wordml/sdtformatlock" xmlns:w16se="http://schemas.microsoft.com/office/word/2015/wordml/symex" xmlns:wpg="http://schemas.microsoft.com/office/word/2010/wordprocessingGroup" xmlns:wpi="http://schemas.microsoft.com/office/word/2010/wordprocessingInk" xmlns:wne="http://schemas.microsoft.com/office/word/2006/wordml" xmlns:wps="http://schemas.microsoft.com/office/word/2010/wordprocessingShape" mc:Ignorable="w14 w15 w16se w16cid w16 w16cex w16sdtdh w16sdtfl w16du wp14">
   <w:numPicBullet w:numPicBulletId="0">
@@ -3420,7 +3465,7 @@
         <v:path o:extrusionok="f" gradientshapeok="t" o:connecttype="rect"/>
         <o:lock v:ext="edit" aspectratio="t"/>
       </v:shapetype>
-      <v:shape id="Picture 14" o:spid="_x0000_i1025" type="#_x0000_t75" style="width:18pt;height:20.25pt;visibility:visible;mso-wrap-style:square" o:bullet="t">
+      <v:shape id="Picture 14" o:spid="_x0000_i1025" type="#_x0000_t75" style="width:21.5pt;height:21.5pt;visibility:visible;mso-wrap-style:square" o:bullet="t">
         <v:imagedata r:id="rId1" o:title=""/>
       </v:shape>
     </w:pict>
@@ -4743,6 +4788,36 @@
     <w:basedOn w:val="DefaultParagraphFont"/>
     <w:rsid w:val="004B0EAB"/>
   </w:style>
+  <w:style w:type="paragraph" w:styleId="HTMLPreformatted">
+    <w:name w:val="HTML Preformatted"/>
+    <w:basedOn w:val="Normal"/>
+    <w:link w:val="HTMLPreformattedChar"/>
+    <w:uiPriority w:val="99"/>
+    <w:semiHidden/>
+    <w:unhideWhenUsed/>
+    <w:rsid w:val="00AF3D3B"/>
+    <w:pPr>
+      <w:spacing w:after="0" w:line="240" w:lineRule="auto"/>
+    </w:pPr>
+    <w:rPr>
+      <w:rFonts w:ascii="Consolas" w:hAnsi="Consolas"/>
+      <w:sz w:val="20"/>
+      <w:szCs w:val="20"/>
+    </w:rPr>
+  </w:style>
+  <w:style w:type="character" w:customStyle="1" w:styleId="HTMLPreformattedChar">
+    <w:name w:val="HTML Preformatted Char"/>
+    <w:basedOn w:val="DefaultParagraphFont"/>
+    <w:link w:val="HTMLPreformatted"/>
+    <w:uiPriority w:val="99"/>
+    <w:semiHidden/>
+    <w:rsid w:val="00AF3D3B"/>
+    <w:rPr>
+      <w:rFonts w:ascii="Consolas" w:hAnsi="Consolas"/>
+      <w:sz w:val="20"/>
+      <w:szCs w:val="20"/>
+    </w:rPr>
+  </w:style>
 </w:styles>
 </file>
 
@@ -5062,30 +5137,6 @@
 </file>
 
 <file path=customXml/item1.xml><?xml version="1.0" encoding="utf-8"?>
-<?mso-contentType ?>
-<FormTemplates xmlns="http://schemas.microsoft.com/sharepoint/v3/contenttype/forms">
-  <Display>DocumentLibraryForm</Display>
-  <Edit>DocumentLibraryForm</Edit>
-  <New>DocumentLibraryForm</New>
-</FormTemplates>
-</file>
-
-<file path=customXml/item2.xml><?xml version="1.0" encoding="utf-8"?>
-<b:Sources xmlns:b="http://schemas.openxmlformats.org/officeDocument/2006/bibliography" xmlns="http://schemas.openxmlformats.org/officeDocument/2006/bibliography" SelectedStyle="\APASixthEditionOfficeOnline.xsl" StyleName="APA" Version="6"/>
-</file>
-
-<file path=customXml/item3.xml><?xml version="1.0" encoding="utf-8"?>
-<p:properties xmlns:p="http://schemas.microsoft.com/office/2006/metadata/properties" xmlns:xsi="http://www.w3.org/2001/XMLSchema-instance" xmlns:pc="http://schemas.microsoft.com/office/infopath/2007/PartnerControls">
-  <documentManagement>
-    <lcf76f155ced4ddcb4097134ff3c332f xmlns="94d5cf59-5162-48bc-aa9b-620df72947f5">
-      <Terms xmlns="http://schemas.microsoft.com/office/infopath/2007/PartnerControls"/>
-    </lcf76f155ced4ddcb4097134ff3c332f>
-    <TaxCatchAll xmlns="8350b7c0-334b-4e19-bfc1-744f6a979eee" xsi:nil="true"/>
-  </documentManagement>
-</p:properties>
-</file>
-
-<file path=customXml/item4.xml><?xml version="1.0" encoding="utf-8"?>
 <ct:contentTypeSchema xmlns:ct="http://schemas.microsoft.com/office/2006/metadata/contentType" xmlns:ma="http://schemas.microsoft.com/office/2006/metadata/properties/metaAttributes" ct:_="" ma:_="" ma:contentTypeName="Document" ma:contentTypeID="0x01010015F16144C0593A4A82C8AE0B67DB460F" ma:contentTypeVersion="11" ma:contentTypeDescription="Create a new document." ma:contentTypeScope="" ma:versionID="f03428ffc1746d68619392bc270e65d0">
   <xsd:schema xmlns:xsd="http://www.w3.org/2001/XMLSchema" xmlns:xs="http://www.w3.org/2001/XMLSchema" xmlns:p="http://schemas.microsoft.com/office/2006/metadata/properties" xmlns:ns2="94d5cf59-5162-48bc-aa9b-620df72947f5" xmlns:ns3="8350b7c0-334b-4e19-bfc1-744f6a979eee" targetNamespace="http://schemas.microsoft.com/office/2006/metadata/properties" ma:root="true" ma:fieldsID="2206ae29c74f0be434f81d51f34f460d" ns2:_="" ns3:_="">
     <xsd:import namespace="94d5cf59-5162-48bc-aa9b-620df72947f5"/>
@@ -5280,34 +5331,31 @@
 </ct:contentTypeSchema>
 </file>
 
-<file path=customXml/itemProps1.xml><?xml version="1.0" encoding="utf-8"?>
-<ds:datastoreItem xmlns:ds="http://schemas.openxmlformats.org/officeDocument/2006/customXml" ds:itemID="{D7CEB92D-E4AC-496B-B8CD-DC145F36CFDD}">
-  <ds:schemaRefs>
-    <ds:schemaRef ds:uri="http://schemas.microsoft.com/sharepoint/v3/contenttype/forms"/>
-  </ds:schemaRefs>
-</ds:datastoreItem>
+<file path=customXml/item2.xml><?xml version="1.0" encoding="utf-8"?>
+<p:properties xmlns:p="http://schemas.microsoft.com/office/2006/metadata/properties" xmlns:xsi="http://www.w3.org/2001/XMLSchema-instance" xmlns:pc="http://schemas.microsoft.com/office/infopath/2007/PartnerControls">
+  <documentManagement>
+    <lcf76f155ced4ddcb4097134ff3c332f xmlns="94d5cf59-5162-48bc-aa9b-620df72947f5">
+      <Terms xmlns="http://schemas.microsoft.com/office/infopath/2007/PartnerControls"/>
+    </lcf76f155ced4ddcb4097134ff3c332f>
+    <TaxCatchAll xmlns="8350b7c0-334b-4e19-bfc1-744f6a979eee" xsi:nil="true"/>
+  </documentManagement>
+</p:properties>
 </file>
 
-<file path=customXml/itemProps2.xml><?xml version="1.0" encoding="utf-8"?>
-<ds:datastoreItem xmlns:ds="http://schemas.openxmlformats.org/officeDocument/2006/customXml" ds:itemID="{1B13D280-DAE9-4159-8E27-0B6001C23F99}">
-  <ds:schemaRefs>
-    <ds:schemaRef ds:uri="http://schemas.openxmlformats.org/officeDocument/2006/bibliography"/>
-  </ds:schemaRefs>
-</ds:datastoreItem>
+<file path=customXml/item3.xml><?xml version="1.0" encoding="utf-8"?>
+<b:Sources xmlns:b="http://schemas.openxmlformats.org/officeDocument/2006/bibliography" xmlns="http://schemas.openxmlformats.org/officeDocument/2006/bibliography" SelectedStyle="\APASixthEditionOfficeOnline.xsl" StyleName="APA" Version="6"/>
 </file>
 
-<file path=customXml/itemProps3.xml><?xml version="1.0" encoding="utf-8"?>
-<ds:datastoreItem xmlns:ds="http://schemas.openxmlformats.org/officeDocument/2006/customXml" ds:itemID="{3DC3E886-FAA3-4F9D-BAB3-B7FA9EEB26D5}">
-  <ds:schemaRefs>
-    <ds:schemaRef ds:uri="http://schemas.microsoft.com/office/2006/metadata/properties"/>
-    <ds:schemaRef ds:uri="http://schemas.microsoft.com/office/infopath/2007/PartnerControls"/>
-    <ds:schemaRef ds:uri="94d5cf59-5162-48bc-aa9b-620df72947f5"/>
-    <ds:schemaRef ds:uri="8350b7c0-334b-4e19-bfc1-744f6a979eee"/>
-  </ds:schemaRefs>
-</ds:datastoreItem>
+<file path=customXml/item4.xml><?xml version="1.0" encoding="utf-8"?>
+<?mso-contentType ?>
+<FormTemplates xmlns="http://schemas.microsoft.com/sharepoint/v3/contenttype/forms">
+  <Display>DocumentLibraryForm</Display>
+  <Edit>DocumentLibraryForm</Edit>
+  <New>DocumentLibraryForm</New>
+</FormTemplates>
 </file>
 
-<file path=customXml/itemProps4.xml><?xml version="1.0" encoding="utf-8"?>
+<file path=customXml/itemProps1.xml><?xml version="1.0" encoding="utf-8"?>
 <ds:datastoreItem xmlns:ds="http://schemas.openxmlformats.org/officeDocument/2006/customXml" ds:itemID="{C4741666-369F-4F81-99B9-33314B90D955}">
   <ds:schemaRefs>
     <ds:schemaRef ds:uri="http://schemas.microsoft.com/office/2006/metadata/contentType"/>
@@ -5326,6 +5374,33 @@
 </ds:datastoreItem>
 </file>
 
+<file path=customXml/itemProps2.xml><?xml version="1.0" encoding="utf-8"?>
+<ds:datastoreItem xmlns:ds="http://schemas.openxmlformats.org/officeDocument/2006/customXml" ds:itemID="{3DC3E886-FAA3-4F9D-BAB3-B7FA9EEB26D5}">
+  <ds:schemaRefs>
+    <ds:schemaRef ds:uri="http://schemas.microsoft.com/office/2006/metadata/properties"/>
+    <ds:schemaRef ds:uri="http://schemas.microsoft.com/office/infopath/2007/PartnerControls"/>
+    <ds:schemaRef ds:uri="94d5cf59-5162-48bc-aa9b-620df72947f5"/>
+    <ds:schemaRef ds:uri="8350b7c0-334b-4e19-bfc1-744f6a979eee"/>
+  </ds:schemaRefs>
+</ds:datastoreItem>
+</file>
+
+<file path=customXml/itemProps3.xml><?xml version="1.0" encoding="utf-8"?>
+<ds:datastoreItem xmlns:ds="http://schemas.openxmlformats.org/officeDocument/2006/customXml" ds:itemID="{1B13D280-DAE9-4159-8E27-0B6001C23F99}">
+  <ds:schemaRefs>
+    <ds:schemaRef ds:uri="http://schemas.openxmlformats.org/officeDocument/2006/bibliography"/>
+  </ds:schemaRefs>
+</ds:datastoreItem>
+</file>
+
+<file path=customXml/itemProps4.xml><?xml version="1.0" encoding="utf-8"?>
+<ds:datastoreItem xmlns:ds="http://schemas.openxmlformats.org/officeDocument/2006/customXml" ds:itemID="{D7CEB92D-E4AC-496B-B8CD-DC145F36CFDD}">
+  <ds:schemaRefs>
+    <ds:schemaRef ds:uri="http://schemas.microsoft.com/sharepoint/v3/contenttype/forms"/>
+  </ds:schemaRefs>
+</ds:datastoreItem>
+</file>
+
 <file path=docMetadata/LabelInfo.xml><?xml version="1.0" encoding="utf-8"?>
 <clbl:labelList xmlns:clbl="http://schemas.microsoft.com/office/2020/mipLabelMetadata">
   <clbl:label id="{e0793d39-0939-496d-b129-198edd916feb}" enabled="0" method="" siteId="{e0793d39-0939-496d-b129-198edd916feb}" removed="1"/>
